--- a/submission/bmc_medical_genomics_2026-05-01/MANUSCRIPT_BMC_MEDICAL_GENOMICS_SUBMISSION_DRAFT.docx
+++ b/submission/bmc_medical_genomics_2026-05-01/MANUSCRIPT_BMC_MEDICAL_GENOMICS_SUBMISSION_DRAFT.docx
@@ -67,7 +67,13 @@
         <w:spacing w:line="480" w:lineRule="auto" w:after="120"/>
       </w:pPr>
       <w:r>
-        <w:t xml:space="preserve">[Author 1 full name]1*</w:t>
+        <w:t xml:space="preserve">Zhuang Jiang</w:t>
+      </w:r>
+      <w:r>
+        <w:rPr>
+          <w:vertAlign w:val="superscript"/>
+        </w:rPr>
+        <w:t xml:space="preserve">1</w:t>
       </w:r>
     </w:p>
     <w:bookmarkEnd w:id="11"/>
@@ -91,7 +97,7 @@
         <w:spacing w:line="480" w:lineRule="auto" w:after="120"/>
       </w:pPr>
       <w:r>
-        <w:t xml:space="preserve">[Department, Institution, City, Country]</w:t>
+        <w:t xml:space="preserve">Guangdong University of Petrochemical Technology (GDUPT), Maoming, Guangdong, China</w:t>
       </w:r>
     </w:p>
     <w:bookmarkEnd w:id="12"/>
@@ -111,25 +117,25 @@
         <w:spacing w:line="480" w:lineRule="auto" w:after="120"/>
       </w:pPr>
       <w:r>
-        <w:t xml:space="preserve">[Corresponding author full name]</w:t>
-      </w:r>
-    </w:p>
-    <w:p>
-      <w:pPr>
-        <w:pStyle w:val="BodyText"/>
-        <w:spacing w:line="480" w:lineRule="auto" w:after="120"/>
-      </w:pPr>
-      <w:r>
-        <w:t xml:space="preserve">Email: [email]</w:t>
-      </w:r>
-    </w:p>
-    <w:p>
-      <w:pPr>
-        <w:pStyle w:val="BodyText"/>
-        <w:spacing w:line="480" w:lineRule="auto" w:after="120"/>
-      </w:pPr>
-      <w:r>
-        <w:t xml:space="preserve">Address: [institutional address]</w:t>
+        <w:t xml:space="preserve">[Corresponding author to be confirmed]</w:t>
+      </w:r>
+    </w:p>
+    <w:p>
+      <w:pPr>
+        <w:pStyle w:val="BodyText"/>
+        <w:spacing w:line="480" w:lineRule="auto" w:after="120"/>
+      </w:pPr>
+      <w:r>
+        <w:t xml:space="preserve">Email: [to be confirmed]</w:t>
+      </w:r>
+    </w:p>
+    <w:p>
+      <w:pPr>
+        <w:pStyle w:val="BodyText"/>
+        <w:spacing w:line="480" w:lineRule="auto" w:after="120"/>
+      </w:pPr>
+      <w:r>
+        <w:t xml:space="preserve">Address: Guangdong University of Petrochemical Technology (GDUPT), Maoming, Guangdong, China. [Detailed address to be confirmed]</w:t>
       </w:r>
     </w:p>
     <w:bookmarkEnd w:id="13"/>
@@ -149,7 +155,7 @@
         <w:spacing w:line="480" w:lineRule="auto" w:after="120"/>
       </w:pPr>
       <w:r>
-        <w:t xml:space="preserve">[Author ORCID identifiers, if available]</w:t>
+        <w:t xml:space="preserve">Not registered at this stage.</w:t>
       </w:r>
     </w:p>
     <w:bookmarkEnd w:id="14"/>
@@ -289,7 +295,7 @@
         <w:spacing w:line="480" w:lineRule="auto" w:after="120"/>
       </w:pPr>
       <w:r>
-        <w:t xml:space="preserve">Cross-cohort evidence table</w:t>
+        <w:t xml:space="preserve">Table 1: cross-cohort evidence table</w:t>
       </w:r>
     </w:p>
     <w:bookmarkEnd w:id="16"/>
@@ -440,25 +446,25 @@
         <w:spacing w:line="480" w:lineRule="auto" w:after="120"/>
       </w:pPr>
       <w:r>
-        <w:t xml:space="preserve">Multiple myeloma is a plasma-cell malignancy of the bone marrow. Its clinical course varies widely across patients. Genomic profiling has linked this heterogeneity to recurrent copy-number events, structural alterations, and expression subtypes [1,4-6,9,12-15]. These bulk profiles are clinically informative. They also lose spatial context.</w:t>
-      </w:r>
-    </w:p>
-    <w:p>
-      <w:pPr>
-        <w:pStyle w:val="BodyText"/>
-        <w:spacing w:line="480" w:lineRule="auto" w:after="120"/>
-      </w:pPr>
-      <w:r>
-        <w:t xml:space="preserve">The bone marrow niche is not uniform. Malignant plasma cells coexist with immune, stromal, endothelial, and hematopoietic compartments. Spatial organization may shape local transcriptional states. It may also influence disease progression. Spatial and single-cell technologies can resolve this context [2,3]. However, most public spatial datasets remain small and clinically sparse.</w:t>
-      </w:r>
-    </w:p>
-    <w:p>
-      <w:pPr>
-        <w:pStyle w:val="BodyText"/>
-        <w:spacing w:line="480" w:lineRule="auto" w:after="120"/>
-      </w:pPr>
-      <w:r>
-        <w:t xml:space="preserve">A defensible translational analysis must therefore connect several evidence layers. Spatial data can identify a tissue-level program. Single-cell data can localize the program. Bulk clinical cohorts can test outcome and risk associations. Molecular annotation can then place the program within known myeloma biology [7].</w:t>
+        <w:t xml:space="preserve">Multiple myeloma is a plasma-cell malignancy of the bone marrow. Its clinical course varies widely across patients. Genomic profiling has linked this heterogeneity to recurrent copy-number events, structural alterations, and expression subtypes [1-9]. These bulk profiles are clinically informative. They also lose spatial context.</w:t>
+      </w:r>
+    </w:p>
+    <w:p>
+      <w:pPr>
+        <w:pStyle w:val="BodyText"/>
+        <w:spacing w:line="480" w:lineRule="auto" w:after="120"/>
+      </w:pPr>
+      <w:r>
+        <w:t xml:space="preserve">The bone marrow niche is not uniform. Malignant plasma cells coexist with immune, stromal, endothelial, and hematopoietic compartments. Spatial organization may shape local transcriptional states. It may also influence disease progression. Spatial and single-cell technologies can resolve this context [10,11]. However, most public spatial datasets remain small and clinically sparse.</w:t>
+      </w:r>
+    </w:p>
+    <w:p>
+      <w:pPr>
+        <w:pStyle w:val="BodyText"/>
+        <w:spacing w:line="480" w:lineRule="auto" w:after="120"/>
+      </w:pPr>
+      <w:r>
+        <w:t xml:space="preserve">A defensible translational analysis must therefore connect several evidence layers. Spatial data can identify a tissue-level program. Single-cell data can localize the program. Bulk clinical cohorts can test outcome and risk associations. Molecular annotation can then place the program within known myeloma biology [12].</w:t>
       </w:r>
     </w:p>
     <w:p>
@@ -515,7 +521,7 @@
         <w:spacing w:line="480" w:lineRule="auto" w:after="120"/>
       </w:pPr>
       <w:r>
-        <w:t xml:space="preserve">The layers were spatial discovery, second spatial validation, single-cell localization, external bulk validation, CoMMpass/GDC validation, and NG2024 annotation [1-3,16-23].</w:t>
+        <w:t xml:space="preserve">The layers were spatial discovery, second spatial validation, single-cell localization, external bulk validation, CoMMpass/GDC validation, and NG2024 annotation [1,10,11,13-20].</w:t>
       </w:r>
     </w:p>
     <w:p>
@@ -551,7 +557,7 @@
         <w:spacing w:line="480" w:lineRule="auto" w:after="120"/>
       </w:pPr>
       <w:r>
-        <w:t xml:space="preserve">Analyses were run with Python 3.13.9. Key packages were pandas 2.3.3, numpy 2.3.5, scipy 1.16.3, matplotlib 3.10.6, scanpy 1.12, seaborn 0.13.2, statsmodels 0.14.5, and h5py 3.15.1 [8,26].</w:t>
+        <w:t xml:space="preserve">Analyses were run with Python 3.13.9. Key packages were pandas 2.3.3, numpy 2.3.5, scipy 1.16.3, matplotlib 3.10.6, scanpy 1.12, seaborn 0.13.2, statsmodels 0.14.5, and h5py 3.15.1 [21,22].</w:t>
       </w:r>
     </w:p>
     <w:bookmarkEnd w:id="25"/>
@@ -571,7 +577,7 @@
         <w:spacing w:line="480" w:lineRule="auto" w:after="120"/>
       </w:pPr>
       <w:r>
-        <w:t xml:space="preserve">GSE269875 human bone marrow spatial matrices were used for discovery [18]. Processed matrices were checked with</w:t>
+        <w:t xml:space="preserve">GSE269875 human bone marrow spatial matrices were used for discovery [15]. Processed matrices were checked with</w:t>
       </w:r>
       <w:r>
         <w:t xml:space="preserve"> </w:t>
@@ -684,7 +690,7 @@
         <w:spacing w:line="480" w:lineRule="auto" w:after="120"/>
       </w:pPr>
       <w:r>
-        <w:t xml:space="preserve">GSE299193 raw Xenium files were downloaded from GEO [2,19]. The raw tar file matched the expected byte size.</w:t>
+        <w:t xml:space="preserve">GSE299193 raw Xenium files were downloaded from GEO [10,16]. The raw tar file matched the expected byte size.</w:t>
       </w:r>
     </w:p>
     <w:p>
@@ -806,7 +812,7 @@
         <w:spacing w:line="480" w:lineRule="auto" w:after="120"/>
       </w:pPr>
       <w:r>
-        <w:t xml:space="preserve">GSE271107 single-cell RNA-seq data were used for localization [3,20]. The workflow used</w:t>
+        <w:t xml:space="preserve">GSE271107 single-cell RNA-seq data were used for localization [11,17]. The workflow used</w:t>
       </w:r>
       <w:r>
         <w:t xml:space="preserve"> </w:t>
@@ -877,7 +883,7 @@
         <w:spacing w:line="480" w:lineRule="auto" w:after="120"/>
       </w:pPr>
       <w:r>
-        <w:t xml:space="preserve">GSE24080 and GSE2658 were used as external bulk expression cohorts [10,11,21,22]. Initial analyses used</w:t>
+        <w:t xml:space="preserve">GSE24080 and GSE2658 were used as external bulk expression cohorts [18,19,23,24]. Initial analyses used</w:t>
       </w:r>
       <w:r>
         <w:t xml:space="preserve"> </w:t>
@@ -1008,7 +1014,7 @@
         <w:t xml:space="preserve"> </w:t>
       </w:r>
       <w:r>
-        <w:t xml:space="preserve">[17,23].</w:t>
+        <w:t xml:space="preserve">[14,20].</w:t>
       </w:r>
     </w:p>
     <w:p>
@@ -1279,7 +1285,7 @@
         <w:spacing w:line="480" w:lineRule="auto" w:after="120"/>
       </w:pPr>
       <w:r>
-        <w:t xml:space="preserve">Survival analyses used log-rank tests and Cox proportional hazards models. Cox models reported hazard ratios per one-standard-deviation score [24].</w:t>
+        <w:t xml:space="preserve">Survival analyses used log-rank tests and Cox proportional hazards models. Cox models reported hazard ratios per one-standard-deviation score [25].</w:t>
       </w:r>
     </w:p>
     <w:p>
@@ -1297,7 +1303,7 @@
         <w:spacing w:line="480" w:lineRule="auto" w:after="120"/>
       </w:pPr>
       <w:r>
-        <w:t xml:space="preserve">Multiple testing was controlled using Benjamini-Hochberg FDR. FDR correction was applied within each analysis family [25].</w:t>
+        <w:t xml:space="preserve">Multiple testing was controlled using Benjamini-Hochberg FDR. FDR correction was applied within each analysis family [26].</w:t>
       </w:r>
     </w:p>
     <w:p>
@@ -1438,7 +1444,7 @@
         <w:spacing w:line="480" w:lineRule="auto" w:after="120"/>
       </w:pPr>
       <w:r>
-        <w:t xml:space="preserve">We first analyzed GSE269875 human bone marrow spatial transcriptomics data [18]. Sample-level module scores were calculated for curated cell-state programs. These included plasma-secretory, myeloid-inflammatory, T/NK cytotoxic, stromal, endothelial, erythroid, and cycling programs.</w:t>
+        <w:t xml:space="preserve">We first analyzed GSE269875 human bone marrow spatial transcriptomics data [15]. Sample-level module scores were calculated for curated cell-state programs. These included plasma-secretory, myeloid-inflammatory, T/NK cytotoxic, stromal, endothelial, erythroid, and cycling programs.</w:t>
       </w:r>
     </w:p>
     <w:p>
@@ -1476,7 +1482,7 @@
         <w:spacing w:line="480" w:lineRule="auto" w:after="120"/>
       </w:pPr>
       <w:r>
-        <w:t xml:space="preserve">We next tested whether the spatial signal generalized to an independent platform. GSE299193 Xenium data included 22 human bone marrow samples [2,19]. The cohort contained Ctrl, MGUS, SM, MM, and relapsed MM groups.</w:t>
+        <w:t xml:space="preserve">We next tested whether the spatial signal generalized to an independent platform. GSE299193 Xenium data included 22 human bone marrow samples [10,16]. The cohort contained Ctrl, MGUS, SM, MM, and relapsed MM groups.</w:t>
       </w:r>
     </w:p>
     <w:p>
@@ -1523,7 +1529,7 @@
         <w:spacing w:line="480" w:lineRule="auto" w:after="120"/>
       </w:pPr>
       <w:r>
-        <w:t xml:space="preserve">We then analyzed GSE271107 single-cell RNA-seq data [3,20]. Cells were summarized by marker-inferred cell categories. Plasma cells showed the strongest plasma-secretory score among broad cell types (Fig. 3).</w:t>
+        <w:t xml:space="preserve">We then analyzed GSE271107 single-cell RNA-seq data [11,17]. Cells were summarized by marker-inferred cell categories. Plasma cells showed the strongest plasma-secretory score among broad cell types (Fig. 3).</w:t>
       </w:r>
     </w:p>
     <w:p>
@@ -1561,7 +1567,7 @@
         <w:spacing w:line="480" w:lineRule="auto" w:after="120"/>
       </w:pPr>
       <w:r>
-        <w:t xml:space="preserve">We evaluated independent bulk cohorts to test clinical relevance. GSE2658 and GSE24080 provided expression data with available clinical or cytogenetic annotations [10,11,21,22].</w:t>
+        <w:t xml:space="preserve">We evaluated independent bulk cohorts to test clinical relevance. GSE2658 and GSE24080 provided expression data with available clinical or cytogenetic annotations [18,19,23,24].</w:t>
       </w:r>
     </w:p>
     <w:p>
@@ -1599,7 +1605,7 @@
         <w:spacing w:line="480" w:lineRule="auto" w:after="120"/>
       </w:pPr>
       <w:r>
-        <w:t xml:space="preserve">We next tested the axis in 762 baseline MMRF-COMMPASS/GDC CD138+ RNA-seq samples [17,23]. The plasma-secretory score was associated with overall survival event. The event-versus-nonevent median difference was 0.346. The FDR was 9.31e-06 (Fig. 5).</w:t>
+        <w:t xml:space="preserve">We next tested the axis in 762 baseline MMRF-COMMPASS/GDC CD138+ RNA-seq samples [14,20]. The plasma-secretory score was associated with overall survival event. The event-versus-nonevent median difference was 0.346. The FDR was 9.31e-06 (Fig. 5).</w:t>
       </w:r>
     </w:p>
     <w:p>
@@ -1878,7 +1884,7 @@
         <w:spacing w:line="480" w:lineRule="auto" w:after="120"/>
       </w:pPr>
       <w:r>
-        <w:t xml:space="preserve">Analysis scripts, compact result tables, manuscript figures, and validation reports are organized in the project repository. The local repository is versioned at</w:t>
+        <w:t xml:space="preserve">Analysis scripts, compact result tables, manuscript figures, and validation reports are organized in the project repository at</w:t>
       </w:r>
       <w:r>
         <w:t xml:space="preserve"> </w:t>
@@ -1887,10 +1893,10 @@
         <w:rPr>
           <w:rStyle w:val="VerbatimChar"/>
         </w:rPr>
-        <w:t xml:space="preserve">D:\??</w:t>
-      </w:r>
-      <w:r>
-        <w:t xml:space="preserve">; the public or private GitHub repository record should be finalized before formal journal upload.</w:t>
+        <w:t xml:space="preserve">https://github.com/1627626277-cyber/secondary</w:t>
+      </w:r>
+      <w:r>
+        <w:t xml:space="preserve">. The repository should be populated and checked before formal journal upload.</w:t>
       </w:r>
     </w:p>
     <w:bookmarkEnd w:id="48"/>
@@ -1910,7 +1916,7 @@
         <w:spacing w:line="480" w:lineRule="auto" w:after="120"/>
       </w:pPr>
       <w:r>
-        <w:t xml:space="preserve">The author(s) declare that they have no competing interests. [Author confirmation required before submission.]</w:t>
+        <w:t xml:space="preserve">The author declares that there are no competing interests.</w:t>
       </w:r>
     </w:p>
     <w:bookmarkEnd w:id="49"/>
@@ -1930,7 +1936,7 @@
         <w:spacing w:line="480" w:lineRule="auto" w:after="120"/>
       </w:pPr>
       <w:r>
-        <w:t xml:space="preserve">No specific funding was received for this work. [Author confirmation required before submission.]</w:t>
+        <w:t xml:space="preserve">No specific funding was received for this work.</w:t>
       </w:r>
     </w:p>
     <w:bookmarkEnd w:id="50"/>
@@ -1950,7 +1956,7 @@
         <w:spacing w:line="480" w:lineRule="auto" w:after="120"/>
       </w:pPr>
       <w:r>
-        <w:t xml:space="preserve">[To be completed after the final author list and author order are confirmed.]</w:t>
+        <w:t xml:space="preserve">Z.J. conceived the study, designed the analysis strategy, curated public datasets, interpreted the results, prepared the manuscript, and approved the submitted version. This statement should be revised if additional authors are added before submission.</w:t>
       </w:r>
     </w:p>
     <w:bookmarkEnd w:id="51"/>
@@ -2008,7 +2014,7 @@
         <w:spacing w:line="480" w:lineRule="auto" w:after="120"/>
       </w:pPr>
       <w:r>
-        <w:t xml:space="preserve">Yip RKH, Er J, Qin L, Nguyen QH, Motyer A, Rimes JS, et al. Profiling the spatial architecture of multiple myeloma in human bone marrow trephine biopsy specimens with spatial transcriptomics. Blood. 2025;146(15):1837-1849. doi:10.1182/blood.2025028896.</w:t>
+        <w:t xml:space="preserve">Maura F, Bolli N, Angelopoulos N, Dawson KJ, Leongamornlert D, Martincorena I, et al. Genomic landscape and chronological reconstruction of driver events in multiple myeloma. Nat Commun. 2019;10(1):3835. doi:10.1038/s41467-019-11680-1.</w:t>
       </w:r>
     </w:p>
     <w:p>
@@ -2021,7 +2027,7 @@
         <w:spacing w:line="480" w:lineRule="auto" w:after="120"/>
       </w:pPr>
       <w:r>
-        <w:t xml:space="preserve">Yu W, Zhan J, Wang Y, Cao X, Yu A, Rao Y, et al. Single-cell transcriptomics identifies PDIA4 as a marker of progression and therapeutic vulnerability in multiple myeloma. J Transl Med. 2025;23(1):1136. doi:10.1186/s12967-025-07098-7.</w:t>
+        <w:t xml:space="preserve">Palumbo A, Avet-Loiseau H, Oliva S, Lokhorst HM, Goldschmidt H, Rosinol L, et al. Revised International Staging System for Multiple Myeloma: A Report From International Myeloma Working Group. J Clin Oncol. 2015;33(26):2863-2869. doi:10.1200/JCO.2015.61.2267.</w:t>
       </w:r>
     </w:p>
     <w:p>
@@ -2034,7 +2040,7 @@
         <w:spacing w:line="480" w:lineRule="auto" w:after="120"/>
       </w:pPr>
       <w:r>
-        <w:t xml:space="preserve">Maura F, Bolli N, Angelopoulos N, Dawson KJ, Leongamornlert D, Martincorena I, et al. Genomic landscape and chronological reconstruction of driver events in multiple myeloma. Nat Commun. 2019;10(1):3835. doi:10.1038/s41467-019-11680-1.</w:t>
+        <w:t xml:space="preserve">Rajkumar SV, Dimopoulos MA, Palumbo A, Blade J, Merlini G, Mateos MV, et al. International Myeloma Working Group updated criteria for the diagnosis of multiple myeloma. Lancet Oncol. 2014;15(12):e538-e548. doi:10.1016/S1470-2045(14)70442-5.</w:t>
       </w:r>
     </w:p>
     <w:p>
@@ -2047,7 +2053,7 @@
         <w:spacing w:line="480" w:lineRule="auto" w:after="120"/>
       </w:pPr>
       <w:r>
-        <w:t xml:space="preserve">Palumbo A, Avet-Loiseau H, Oliva S, Lokhorst HM, Goldschmidt H, Rosinol L, et al. Revised International Staging System for Multiple Myeloma: A Report From International Myeloma Working Group. J Clin Oncol. 2015;33(26):2863-2869. doi:10.1200/JCO.2015.61.2267.</w:t>
+        <w:t xml:space="preserve">Chapman MA, Lawrence MS, Keats JJ, Cibulskis K, Sougnez C, Schinzel AC, et al. Initial genome sequencing and analysis of multiple myeloma. Nature. 2011;471(7339):467-472. doi:10.1038/nature09837.</w:t>
       </w:r>
     </w:p>
     <w:p>
@@ -2060,7 +2066,7 @@
         <w:spacing w:line="480" w:lineRule="auto" w:after="120"/>
       </w:pPr>
       <w:r>
-        <w:t xml:space="preserve">Rajkumar SV, Dimopoulos MA, Palumbo A, Blade J, Merlini G, Mateos MV, et al. International Myeloma Working Group updated criteria for the diagnosis of multiple myeloma. Lancet Oncol. 2014;15(12):e538-e548. doi:10.1016/S1470-2045(14)70442-5.</w:t>
+        <w:t xml:space="preserve">Rajkumar SV. Multiple myeloma: 2022 update on diagnosis, risk stratification, and management. Am J Hematol. 2022;97(8):1086-1107. doi:10.1002/ajh.26590.</w:t>
       </w:r>
     </w:p>
     <w:p>
@@ -2073,7 +2079,7 @@
         <w:spacing w:line="480" w:lineRule="auto" w:after="120"/>
       </w:pPr>
       <w:r>
-        <w:t xml:space="preserve">McShane LM, Altman DG, Sauerbrei W, Taube SE, Gion M, Clark GM, et al. Reporting recommendations for tumor marker prognostic studies (REMARK). J Natl Cancer Inst. 2005;97(16):1180-1184. doi:10.1093/jnci/dji237.</w:t>
+        <w:t xml:space="preserve">Greipp PR, San Miguel J, Durie BG, Crowley JJ, Barlogie B, Blade J, et al. International staging system for multiple myeloma. J Clin Oncol. 2005;23(15):3412-3420. doi:10.1200/JCO.2005.04.242.</w:t>
       </w:r>
     </w:p>
     <w:p>
@@ -2086,7 +2092,7 @@
         <w:spacing w:line="480" w:lineRule="auto" w:after="120"/>
       </w:pPr>
       <w:r>
-        <w:t xml:space="preserve">Wolf FA, Angerer P, Theis FJ. SCANPY: large-scale single-cell gene expression data analysis. Genome Biol. 2018;19(1):15. doi:10.1186/s13059-017-1382-0.</w:t>
+        <w:t xml:space="preserve">Zhan F, Huang Y, Colla S, Stewart JP, Hanamura I, Gupta S, et al. The molecular classification of multiple myeloma. Blood. 2006;108(6):2020-2028. doi:10.1182/blood-2005-11-013458.</w:t>
       </w:r>
     </w:p>
     <w:p>
@@ -2099,7 +2105,7 @@
         <w:spacing w:line="480" w:lineRule="auto" w:after="120"/>
       </w:pPr>
       <w:r>
-        <w:t xml:space="preserve">Chapman MA, Lawrence MS, Keats JJ, Cibulskis K, Sougnez C, Schinzel AC, et al. Initial genome sequencing and analysis of multiple myeloma. Nature. 2011;471(7339):467-472. doi:10.1038/nature09837.</w:t>
+        <w:t xml:space="preserve">Hanamura I, Stewart JP, Huang Y, Zhan F, Santra M, Sawyer JR, et al. Frequent gain of chromosome band 1q21 in plasma-cell dyscrasias detected by fluorescence in situ hybridization: incidence increases from MGUS to relapsed myeloma and is related to prognosis and disease progression following tandem stem-cell transplantation. Blood. 2006;108(5):1724-1732. doi:10.1182/blood-2006-03-009910.</w:t>
       </w:r>
     </w:p>
     <w:p>
@@ -2112,7 +2118,7 @@
         <w:spacing w:line="480" w:lineRule="auto" w:after="120"/>
       </w:pPr>
       <w:r>
-        <w:t xml:space="preserve">Shi L, Campbell G, Jones WD, Campagne F, Wen Z, Walker SJ, et al. The MicroArray Quality Control (MAQC)-II study of common practices for the development and validation of microarray-based predictive models. Nat Biotechnol. 2010;28(8):827-838. doi:10.1038/nbt.1665.</w:t>
+        <w:t xml:space="preserve">Yip RKH, Er J, Qin L, Nguyen QH, Motyer A, Rimes JS, et al. Profiling the spatial architecture of multiple myeloma in human bone marrow trephine biopsy specimens with spatial transcriptomics. Blood. 2025;146(15):1837-1849. doi:10.1182/blood.2025028896.</w:t>
       </w:r>
     </w:p>
     <w:p>
@@ -2125,7 +2131,7 @@
         <w:spacing w:line="480" w:lineRule="auto" w:after="120"/>
       </w:pPr>
       <w:r>
-        <w:t xml:space="preserve">Liu Q, Sung AH, Chen Z, Liu J, Huang X, Deng Y. Feature selection and classification of MAQC-II breast cancer and multiple myeloma microarray gene expression data. PLoS One. 2009;4(12):e8250. doi:10.1371/journal.pone.0008250.</w:t>
+        <w:t xml:space="preserve">Yu W, Zhan J, Wang Y, Cao X, Yu A, Rao Y, et al. Single-cell transcriptomics identifies PDIA4 as a marker of progression and therapeutic vulnerability in multiple myeloma. J Transl Med. 2025;23(1):1136. doi:10.1186/s12967-025-07098-7.</w:t>
       </w:r>
     </w:p>
     <w:p>
@@ -2138,7 +2144,7 @@
         <w:spacing w:line="480" w:lineRule="auto" w:after="120"/>
       </w:pPr>
       <w:r>
-        <w:t xml:space="preserve">Rajkumar SV. Multiple myeloma: 2022 update on diagnosis, risk stratification, and management. Am J Hematol. 2022;97(8):1086-1107. doi:10.1002/ajh.26590.</w:t>
+        <w:t xml:space="preserve">McShane LM, Altman DG, Sauerbrei W, Taube SE, Gion M, Clark GM, et al. Reporting recommendations for tumor marker prognostic studies (REMARK). J Natl Cancer Inst. 2005;97(16):1180-1184. doi:10.1093/jnci/dji237.</w:t>
       </w:r>
     </w:p>
     <w:p>
@@ -2151,7 +2157,7 @@
         <w:spacing w:line="480" w:lineRule="auto" w:after="120"/>
       </w:pPr>
       <w:r>
-        <w:t xml:space="preserve">Greipp PR, San Miguel J, Durie BG, Crowley JJ, Barlogie B, Blade J, et al. International staging system for multiple myeloma. J Clin Oncol. 2005;23(15):3412-3420. doi:10.1200/JCO.2005.04.242.</w:t>
+        <w:t xml:space="preserve">Barrett T, Wilhite SE, Ledoux P, Evangelista C, Kim IF, Tomashevsky M, et al. NCBI GEO: archive for functional genomics data sets - update. Nucleic Acids Res. 2013;41(Database issue):D991-D995. doi:10.1093/nar/gks1193.</w:t>
       </w:r>
     </w:p>
     <w:p>
@@ -2164,7 +2170,7 @@
         <w:spacing w:line="480" w:lineRule="auto" w:after="120"/>
       </w:pPr>
       <w:r>
-        <w:t xml:space="preserve">Zhan F, Huang Y, Colla S, Stewart JP, Hanamura I, Gupta S, et al. The molecular classification of multiple myeloma. Blood. 2006;108(6):2020-2028. doi:10.1182/blood-2005-11-013458.</w:t>
+        <w:t xml:space="preserve">Zhang Z, Hernandez K, Savage J, Li S, Miller D, Agrawal S, et al. Uniform genomic data analysis in the NCI Genomic Data Commons. Nat Commun. 2021;12(1):1226. doi:10.1038/s41467-021-21254-9.</w:t>
       </w:r>
     </w:p>
     <w:p>
@@ -2177,7 +2183,7 @@
         <w:spacing w:line="480" w:lineRule="auto" w:after="120"/>
       </w:pPr>
       <w:r>
-        <w:t xml:space="preserve">Hanamura I, Stewart JP, Huang Y, Zhan F, Santra M, Sawyer JR, et al. Frequent gain of chromosome band 1q21 in plasma-cell dyscrasias detected by fluorescence in situ hybridization: incidence increases from MGUS to relapsed myeloma and is related to prognosis and disease progression following tandem stem-cell transplantation. Blood. 2006;108(5):1724-1732. doi:10.1182/blood-2006-03-009910.</w:t>
+        <w:t xml:space="preserve">National Center for Biotechnology Information. GEO Series GSE269875: Spatial transcriptomics unveils novel potential disease mechanisms associated with the microenvironment in multiple myeloma. https://www.ncbi.nlm.nih.gov/geo/query/acc.cgi?acc=GSE269875. Accessed 1 May 2026.</w:t>
       </w:r>
     </w:p>
     <w:p>
@@ -2190,7 +2196,7 @@
         <w:spacing w:line="480" w:lineRule="auto" w:after="120"/>
       </w:pPr>
       <w:r>
-        <w:t xml:space="preserve">Barrett T, Wilhite SE, Ledoux P, Evangelista C, Kim IF, Tomashevsky M, et al. NCBI GEO: archive for functional genomics data sets - update. Nucleic Acids Res. 2013;41(Database issue):D991-D995. doi:10.1093/nar/gks1193.</w:t>
+        <w:t xml:space="preserve">National Center for Biotechnology Information. GEO Series GSE299193: Profiling the spatial architecture of multiple myeloma in human bone marrow trephines with spatial transcriptomics. https://www.ncbi.nlm.nih.gov/geo/query/acc.cgi?acc=GSE299193. Accessed 1 May 2026.</w:t>
       </w:r>
     </w:p>
     <w:p>
@@ -2203,7 +2209,7 @@
         <w:spacing w:line="480" w:lineRule="auto" w:after="120"/>
       </w:pPr>
       <w:r>
-        <w:t xml:space="preserve">Zhang Z, Hernandez K, Savage J, Li S, Miller D, Agrawal S, et al. Uniform genomic data analysis in the NCI Genomic Data Commons. Nat Commun. 2021;12(1):1226. doi:10.1038/s41467-021-21254-9.</w:t>
+        <w:t xml:space="preserve">National Center for Biotechnology Information. GEO Series GSE271107: Single-cell RNA sequencing of bone marrow aspirate samples from multiple myeloma and its precursor conditions. https://www.ncbi.nlm.nih.gov/geo/query/acc.cgi?acc=GSE271107. Accessed 1 May 2026.</w:t>
       </w:r>
     </w:p>
     <w:p>
@@ -2216,7 +2222,7 @@
         <w:spacing w:line="480" w:lineRule="auto" w:after="120"/>
       </w:pPr>
       <w:r>
-        <w:t xml:space="preserve">National Center for Biotechnology Information. GEO Series GSE269875: Spatial transcriptomics unveils novel potential disease mechanisms associated with the microenvironment in multiple myeloma. https://www.ncbi.nlm.nih.gov/geo/query/acc.cgi?acc=GSE269875. Accessed 1 May 2026.</w:t>
+        <w:t xml:space="preserve">National Center for Biotechnology Information. GEO Series GSE24080: MAQC-II Project: Multiple myeloma data set. https://www.ncbi.nlm.nih.gov/geo/query/acc.cgi?acc=GSE24080. Accessed 1 May 2026.</w:t>
       </w:r>
     </w:p>
     <w:p>
@@ -2229,7 +2235,7 @@
         <w:spacing w:line="480" w:lineRule="auto" w:after="120"/>
       </w:pPr>
       <w:r>
-        <w:t xml:space="preserve">National Center for Biotechnology Information. GEO Series GSE299193: Profiling the spatial architecture of multiple myeloma in human bone marrow trephines with spatial transcriptomics. https://www.ncbi.nlm.nih.gov/geo/query/acc.cgi?acc=GSE299193. Accessed 1 May 2026.</w:t>
+        <w:t xml:space="preserve">National Center for Biotechnology Information. GEO Series GSE2658: Gene expression profiles of multiple myeloma. https://www.ncbi.nlm.nih.gov/geo/query/acc.cgi?acc=GSE2658. Accessed 1 May 2026.</w:t>
       </w:r>
     </w:p>
     <w:p>
@@ -2242,7 +2248,7 @@
         <w:spacing w:line="480" w:lineRule="auto" w:after="120"/>
       </w:pPr>
       <w:r>
-        <w:t xml:space="preserve">National Center for Biotechnology Information. GEO Series GSE271107: Single-cell RNA sequencing of bone marrow aspirate samples from multiple myeloma and its precursor conditions. https://www.ncbi.nlm.nih.gov/geo/query/acc.cgi?acc=GSE271107. Accessed 1 May 2026.</w:t>
+        <w:t xml:space="preserve">National Cancer Institute Genomic Data Commons. Multiple Myeloma Research Foundation CoMMpass Study. https://gdc.cancer.gov/about-gdc/contributed-genomic-data-cancer-research/foundation-medicine/multiple-myeloma-research-foundation-mmrf. Accessed 1 May 2026.</w:t>
       </w:r>
     </w:p>
     <w:p>
@@ -2255,7 +2261,7 @@
         <w:spacing w:line="480" w:lineRule="auto" w:after="120"/>
       </w:pPr>
       <w:r>
-        <w:t xml:space="preserve">National Center for Biotechnology Information. GEO Series GSE24080: MAQC-II Project: Multiple myeloma data set. https://www.ncbi.nlm.nih.gov/geo/query/acc.cgi?acc=GSE24080. Accessed 1 May 2026.</w:t>
+        <w:t xml:space="preserve">Wolf FA, Angerer P, Theis FJ. SCANPY: large-scale single-cell gene expression data analysis. Genome Biol. 2018;19(1):15. doi:10.1186/s13059-017-1382-0.</w:t>
       </w:r>
     </w:p>
     <w:p>
@@ -2268,7 +2274,7 @@
         <w:spacing w:line="480" w:lineRule="auto" w:after="120"/>
       </w:pPr>
       <w:r>
-        <w:t xml:space="preserve">National Center for Biotechnology Information. GEO Series GSE2658: Gene expression profiles of multiple myeloma. https://www.ncbi.nlm.nih.gov/geo/query/acc.cgi?acc=GSE2658. Accessed 1 May 2026.</w:t>
+        <w:t xml:space="preserve">Seabold S, Perktold J. Statsmodels: econometric and statistical modeling with Python. Proceedings of the 9th Python in Science Conference. 2010;92-96. https://www.statsmodels.org/. Accessed 1 May 2026.</w:t>
       </w:r>
     </w:p>
     <w:p>
@@ -2281,7 +2287,7 @@
         <w:spacing w:line="480" w:lineRule="auto" w:after="120"/>
       </w:pPr>
       <w:r>
-        <w:t xml:space="preserve">National Cancer Institute Genomic Data Commons. Multiple Myeloma Research Foundation CoMMpass Study. https://gdc.cancer.gov/about-gdc/contributed-genomic-data-cancer-research/foundation-medicine/multiple-myeloma-research-foundation-mmrf. Accessed 1 May 2026.</w:t>
+        <w:t xml:space="preserve">Shi L, Campbell G, Jones WD, Campagne F, Wen Z, Walker SJ, et al. The MicroArray Quality Control (MAQC)-II study of common practices for the development and validation of microarray-based predictive models. Nat Biotechnol. 2010;28(8):827-838. doi:10.1038/nbt.1665.</w:t>
       </w:r>
     </w:p>
     <w:p>
@@ -2294,7 +2300,7 @@
         <w:spacing w:line="480" w:lineRule="auto" w:after="120"/>
       </w:pPr>
       <w:r>
-        <w:t xml:space="preserve">Cox DR. Regression models and life-tables. J R Stat Soc Series B Stat Methodol. 1972;34:187-220.</w:t>
+        <w:t xml:space="preserve">Liu Q, Sung AH, Chen Z, Liu J, Huang X, Deng Y. Feature selection and classification of MAQC-II breast cancer and multiple myeloma microarray gene expression data. PLoS One. 2009;4(12):e8250. doi:10.1371/journal.pone.0008250.</w:t>
       </w:r>
     </w:p>
     <w:p>
@@ -2307,7 +2313,7 @@
         <w:spacing w:line="480" w:lineRule="auto" w:after="120"/>
       </w:pPr>
       <w:r>
-        <w:t xml:space="preserve">Benjamini Y, Hochberg Y. Controlling the false discovery rate: a practical and powerful approach to multiple testing. J R Stat Soc Series B Stat Methodol. 1995;57:289-300. doi:10.1111/j.2517-6161.1995.tb02031.x.</w:t>
+        <w:t xml:space="preserve">Cox DR. Regression models and life-tables. J R Stat Soc Series B Stat Methodol. 1972;34:187-220.</w:t>
       </w:r>
     </w:p>
     <w:p>
@@ -2320,7 +2326,7 @@
         <w:spacing w:line="480" w:lineRule="auto" w:after="120"/>
       </w:pPr>
       <w:r>
-        <w:t xml:space="preserve">Seabold S, Perktold J. Statsmodels: econometric and statistical modeling with Python. Proceedings of the 9th Python in Science Conference. 2010;92-96. https://www.statsmodels.org/. Accessed 1 May 2026.</w:t>
+        <w:t xml:space="preserve">Benjamini Y, Hochberg Y. Controlling the false discovery rate: a practical and powerful approach to multiple testing. J R Stat Soc Series B Stat Methodol. 1995;57:289-300. doi:10.1111/j.2517-6161.1995.tb02031.x.</w:t>
       </w:r>
     </w:p>
     <w:bookmarkEnd w:id="54"/>

--- a/submission/bmc_medical_genomics_2026-05-01/MANUSCRIPT_BMC_MEDICAL_GENOMICS_SUBMISSION_DRAFT.docx
+++ b/submission/bmc_medical_genomics_2026-05-01/MANUSCRIPT_BMC_MEDICAL_GENOMICS_SUBMISSION_DRAFT.docx
@@ -2,15 +2,6 @@
 <file path=word/document.xml><?xml version="1.0" encoding="utf-8"?>
 <w:document xmlns:w="http://schemas.openxmlformats.org/wordprocessingml/2006/main" xmlns:m="http://schemas.openxmlformats.org/officeDocument/2006/math" xmlns:r="http://schemas.openxmlformats.org/officeDocument/2006/relationships" xmlns:o="urn:schemas-microsoft-com:office:office" xmlns:v="urn:schemas-microsoft-com:vml" xmlns:w10="urn:schemas-microsoft-com:office:word" xmlns:a="http://schemas.openxmlformats.org/drawingml/2006/main" xmlns:pic="http://schemas.openxmlformats.org/drawingml/2006/picture" xmlns:wp="http://schemas.openxmlformats.org/drawingml/2006/wordprocessingDrawing">
   <w:body>
-    <w:p>
-      <w:pPr>
-        <w:pStyle w:val="Title"/>
-        <w:spacing w:line="480" w:lineRule="auto" w:after="120"/>
-      </w:pPr>
-      <w:r>
-        <w:t xml:space="preserve">Spatial validation and clinical association of a plasma-secretory bone marrow program in multiple myeloma</w:t>
-      </w:r>
-    </w:p>
     <w:bookmarkStart w:id="9" w:name="full-title"/>
     <w:p>
       <w:pPr>
@@ -68,12 +59,6 @@
       </w:pPr>
       <w:r>
         <w:t xml:space="preserve">Zhuang Jiang</w:t>
-      </w:r>
-      <w:r>
-        <w:rPr>
-          <w:vertAlign w:val="superscript"/>
-        </w:rPr>
-        <w:t xml:space="preserve">1</w:t>
       </w:r>
     </w:p>
     <w:bookmarkEnd w:id="11"/>
@@ -117,16 +102,16 @@
         <w:spacing w:line="480" w:lineRule="auto" w:after="120"/>
       </w:pPr>
       <w:r>
-        <w:t xml:space="preserve">[Corresponding author to be confirmed]</w:t>
-      </w:r>
-    </w:p>
-    <w:p>
-      <w:pPr>
-        <w:pStyle w:val="BodyText"/>
-        <w:spacing w:line="480" w:lineRule="auto" w:after="120"/>
-      </w:pPr>
-      <w:r>
-        <w:t xml:space="preserve">Email: [to be confirmed]</w:t>
+        <w:t xml:space="preserve">Zhuang Jiang</w:t>
+      </w:r>
+    </w:p>
+    <w:p>
+      <w:pPr>
+        <w:pStyle w:val="BodyText"/>
+        <w:spacing w:line="480" w:lineRule="auto" w:after="120"/>
+      </w:pPr>
+      <w:r>
+        <w:t xml:space="preserve">Email: 1627626277@qq.com</w:t>
       </w:r>
     </w:p>
     <w:p>
@@ -155,7 +140,7 @@
         <w:spacing w:line="480" w:lineRule="auto" w:after="120"/>
       </w:pPr>
       <w:r>
-        <w:t xml:space="preserve">Not registered at this stage.</w:t>
+        <w:t xml:space="preserve">Zhuang Jiang: https://orcid.org/0009-0007-4388-5901</w:t>
       </w:r>
     </w:p>
     <w:bookmarkEnd w:id="14"/>
@@ -175,7 +160,7 @@
         <w:spacing w:line="480" w:lineRule="auto" w:after="120"/>
       </w:pPr>
       <w:r>
-        <w:t xml:space="preserve">To be calculated after final formatting.</w:t>
+        <w:t xml:space="preserve">Approximate manuscript word count excluding references: 2,819.</w:t>
       </w:r>
     </w:p>
     <w:bookmarkEnd w:id="15"/>
@@ -195,7 +180,7 @@
         <w:spacing w:line="480" w:lineRule="auto" w:after="120"/>
       </w:pPr>
       <w:r>
-        <w:t xml:space="preserve">Planned main figures:</w:t>
+        <w:t xml:space="preserve">Main figures:</w:t>
       </w:r>
     </w:p>
     <w:p>
@@ -282,7 +267,7 @@
         <w:spacing w:line="480" w:lineRule="auto" w:after="120"/>
       </w:pPr>
       <w:r>
-        <w:t xml:space="preserve">Planned table:</w:t>
+        <w:t xml:space="preserve">Main table:</w:t>
       </w:r>
     </w:p>
     <w:p>
@@ -1884,7 +1869,7 @@
         <w:spacing w:line="480" w:lineRule="auto" w:after="120"/>
       </w:pPr>
       <w:r>
-        <w:t xml:space="preserve">Analysis scripts, compact result tables, manuscript figures, and validation reports are organized in the project repository at</w:t>
+        <w:t xml:space="preserve">Analysis scripts, compact result tables, manuscript figures, and validation reports are organized in a local reproducibility package and will be made publicly available before formal journal upload at</w:t>
       </w:r>
       <w:r>
         <w:t xml:space="preserve"> </w:t>
@@ -1896,7 +1881,7 @@
         <w:t xml:space="preserve">https://github.com/1627626277-cyber/secondary</w:t>
       </w:r>
       <w:r>
-        <w:t xml:space="preserve">. The repository should be populated and checked before formal journal upload.</w:t>
+        <w:t xml:space="preserve">.</w:t>
       </w:r>
     </w:p>
     <w:bookmarkEnd w:id="48"/>

--- a/submission/bmc_medical_genomics_2026-05-01/MANUSCRIPT_BMC_MEDICAL_GENOMICS_SUBMISSION_DRAFT.docx
+++ b/submission/bmc_medical_genomics_2026-05-01/MANUSCRIPT_BMC_MEDICAL_GENOMICS_SUBMISSION_DRAFT.docx
@@ -82,7 +82,7 @@
         <w:spacing w:line="480" w:lineRule="auto" w:after="120"/>
       </w:pPr>
       <w:r>
-        <w:t xml:space="preserve">Guangdong University of Petrochemical Technology (GDUPT), Maoming, Guangdong, China</w:t>
+        <w:t xml:space="preserve">Guangdong University of Petrochemical Technology (GDUPT), 139 Guandu 2nd Road, Maoming 525000, Guangdong, China</w:t>
       </w:r>
     </w:p>
     <w:bookmarkEnd w:id="12"/>
@@ -120,7 +120,7 @@
         <w:spacing w:line="480" w:lineRule="auto" w:after="120"/>
       </w:pPr>
       <w:r>
-        <w:t xml:space="preserve">Address: Guangdong University of Petrochemical Technology (GDUPT), Maoming, Guangdong, China. [Detailed address to be confirmed]</w:t>
+        <w:t xml:space="preserve">Address: Guangdong University of Petrochemical Technology (GDUPT), 139 Guandu 2nd Road, Maoming 525000, Guangdong, China</w:t>
       </w:r>
     </w:p>
     <w:bookmarkEnd w:id="13"/>

--- a/submission/bmc_medical_genomics_2026-05-01/MANUSCRIPT_BMC_MEDICAL_GENOMICS_SUBMISSION_DRAFT.docx
+++ b/submission/bmc_medical_genomics_2026-05-01/MANUSCRIPT_BMC_MEDICAL_GENOMICS_SUBMISSION_DRAFT.docx
@@ -102,25 +102,25 @@
         <w:spacing w:line="480" w:lineRule="auto" w:after="120"/>
       </w:pPr>
       <w:r>
-        <w:t xml:space="preserve">Zhuang Jiang</w:t>
-      </w:r>
-    </w:p>
-    <w:p>
-      <w:pPr>
-        <w:pStyle w:val="BodyText"/>
-        <w:spacing w:line="480" w:lineRule="auto" w:after="120"/>
-      </w:pPr>
-      <w:r>
-        <w:t xml:space="preserve">Email: 1627626277@qq.com</w:t>
-      </w:r>
-    </w:p>
-    <w:p>
-      <w:pPr>
-        <w:pStyle w:val="BodyText"/>
-        <w:spacing w:line="480" w:lineRule="auto" w:after="120"/>
-      </w:pPr>
-      <w:r>
-        <w:t xml:space="preserve">Address: Guangdong University of Petrochemical Technology (GDUPT), 139 Guandu 2nd Road, Maoming 525000, Guangdong, China</w:t>
+        <w:t xml:space="preserve">[To be finalized before submission]</w:t>
+      </w:r>
+    </w:p>
+    <w:p>
+      <w:pPr>
+        <w:pStyle w:val="BodyText"/>
+        <w:spacing w:line="480" w:lineRule="auto" w:after="120"/>
+      </w:pPr>
+      <w:r>
+        <w:t xml:space="preserve">Email: [to be finalized before submission]</w:t>
+      </w:r>
+    </w:p>
+    <w:p>
+      <w:pPr>
+        <w:pStyle w:val="BodyText"/>
+        <w:spacing w:line="480" w:lineRule="auto" w:after="120"/>
+      </w:pPr>
+      <w:r>
+        <w:t xml:space="preserve">Address: [to be finalized before submission]</w:t>
       </w:r>
     </w:p>
     <w:bookmarkEnd w:id="13"/>
@@ -160,7 +160,7 @@
         <w:spacing w:line="480" w:lineRule="auto" w:after="120"/>
       </w:pPr>
       <w:r>
-        <w:t xml:space="preserve">Approximate manuscript word count excluding references: 2,819.</w:t>
+        <w:t xml:space="preserve">Approximate manuscript word count excluding references: 3,033.</w:t>
       </w:r>
     </w:p>
     <w:bookmarkEnd w:id="15"/>
@@ -1413,287 +1413,224 @@
         <w:t xml:space="preserve">Results</w:t>
       </w:r>
     </w:p>
-    <w:bookmarkStart w:id="35" w:name="Xbedf0eae804067c95bc3702ff6b33480e6d0b99"/>
+    <w:bookmarkStart w:id="35" w:name="Xd2a413da0f7b1bcc8e3c38c7019959a6f217f22"/>
     <w:p>
       <w:pPr>
         <w:pStyle w:val="Heading3"/>
         <w:spacing w:line="480" w:lineRule="auto" w:after="120"/>
       </w:pPr>
       <w:r>
-        <w:t xml:space="preserve">Spatial transcriptomics identified a plasma-secretory program in myeloma bone marrow</w:t>
-      </w:r>
-    </w:p>
-    <w:p>
-      <w:pPr>
-        <w:pStyle w:val="FirstParagraph"/>
-        <w:spacing w:line="480" w:lineRule="auto" w:after="120"/>
-      </w:pPr>
-      <w:r>
-        <w:t xml:space="preserve">We first analyzed GSE269875 human bone marrow spatial transcriptomics data [15]. Sample-level module scores were calculated for curated cell-state programs. These included plasma-secretory, myeloid-inflammatory, T/NK cytotoxic, stromal, endothelial, erythroid, and cycling programs.</w:t>
-      </w:r>
-    </w:p>
-    <w:p>
-      <w:pPr>
-        <w:pStyle w:val="BodyText"/>
-        <w:spacing w:line="480" w:lineRule="auto" w:after="120"/>
-      </w:pPr>
-      <w:r>
-        <w:t xml:space="preserve">The plasma-secretory program showed the strongest myeloma enrichment. Myeloma samples had higher scores than control samples. The median difference was 0.709. The Cohen’s d was 3.129. The Mann-Whitney p value was 0.0256 (Fig. 2).</w:t>
-      </w:r>
-    </w:p>
-    <w:p>
-      <w:pPr>
-        <w:pStyle w:val="BodyText"/>
-        <w:spacing w:line="480" w:lineRule="auto" w:after="120"/>
-      </w:pPr>
-      <w:r>
-        <w:t xml:space="preserve">Gene-level ranking prioritized canonical plasma-cell and secretory markers. These included XBP1, TXNDC5, POU2AF1, SDC1, MZB1, and JCHAIN. This result established a spatial discovery signal. It did not establish a standalone clinical biomarker.</w:t>
+        <w:t xml:space="preserve">Cross-cohort design defined a bounded evidence chain</w:t>
+      </w:r>
+    </w:p>
+    <w:p>
+      <w:pPr>
+        <w:pStyle w:val="FirstParagraph"/>
+        <w:spacing w:line="480" w:lineRule="auto" w:after="120"/>
+      </w:pPr>
+      <w:r>
+        <w:t xml:space="preserve">The study was organized as a sequential evidence chain rather than as a single-cohort biomarker screen (Fig. 1). Spatial discovery was performed in GSE269875, independent spatial reproducibility was tested in GSE299193 Xenium data, single-cell localization was assessed in GSE271107, external bulk support was evaluated in GSE24080 and GSE2658, and clinical and molecular-risk associations were tested in MMRF-COMMPASS/GDC and public NG2024 CoMMpass annotations.</w:t>
+      </w:r>
+    </w:p>
+    <w:p>
+      <w:pPr>
+        <w:pStyle w:val="BodyText"/>
+        <w:spacing w:line="480" w:lineRule="auto" w:after="120"/>
+      </w:pPr>
+      <w:r>
+        <w:t xml:space="preserve">Table 1 summarizes the evidence levels and the claim boundary assigned to each dataset. The complete editable Table 1 is provided in the submission package rather than embedded in the running text to preserve manuscript readability. The analysis supports a spatially reproducible and clinically associated plasma-secretory program. It does not establish a prospective clinical classifier, a treatment-selection marker, or completed R-ISS, PFS, or treatment-response validation.</w:t>
       </w:r>
     </w:p>
     <w:bookmarkEnd w:id="35"/>
-    <w:bookmarkStart w:id="36" w:name="Xff573d30b053f314212c6260bdaceda26df19f9"/>
+    <w:bookmarkStart w:id="36" w:name="Xc3829d18e02163d7c9a342984239bc8f467fb87"/>
     <w:p>
       <w:pPr>
         <w:pStyle w:val="Heading3"/>
         <w:spacing w:line="480" w:lineRule="auto" w:after="120"/>
       </w:pPr>
       <w:r>
-        <w:t xml:space="preserve">GSE299193 reproduced the spatial signal at program level</w:t>
-      </w:r>
-    </w:p>
-    <w:p>
-      <w:pPr>
-        <w:pStyle w:val="FirstParagraph"/>
-        <w:spacing w:line="480" w:lineRule="auto" w:after="120"/>
-      </w:pPr>
-      <w:r>
-        <w:t xml:space="preserve">We next tested whether the spatial signal generalized to an independent platform. GSE299193 Xenium data included 22 human bone marrow samples [10,16]. The cohort contained Ctrl, MGUS, SM, MM, and relapsed MM groups.</w:t>
-      </w:r>
-    </w:p>
-    <w:p>
-      <w:pPr>
-        <w:pStyle w:val="BodyText"/>
-        <w:spacing w:line="480" w:lineRule="auto" w:after="120"/>
-      </w:pPr>
-      <w:r>
-        <w:t xml:space="preserve">The plasma-secretory score was higher in active MM/RM samples than Ctrl/MGUS/SM samples. The median difference was 0.766. The Mann-Whitney p value was 0.000182. The FDR was 0.000575 (Fig. 6).</w:t>
-      </w:r>
-    </w:p>
-    <w:p>
-      <w:pPr>
-        <w:pStyle w:val="BodyText"/>
-        <w:spacing w:line="480" w:lineRule="auto" w:after="120"/>
-      </w:pPr>
-      <w:r>
-        <w:t xml:space="preserve">A panel-covered POU2AF1/XBP1 module showed a similar pattern. The median difference was 1.068. The p value was 0.000287. The FDR was 0.000575.</w:t>
-      </w:r>
-    </w:p>
-    <w:p>
-      <w:pPr>
-        <w:pStyle w:val="BodyText"/>
-        <w:spacing w:line="480" w:lineRule="auto" w:after="120"/>
-      </w:pPr>
-      <w:r>
-        <w:t xml:space="preserve">The Xenium feature matrices contained MZB1, TNFRSF17, SLAMF7, IRF4, PIM2, POU2AF1, and XBP1. They did not contain TXNDC5, JCHAIN, or SDC1. GSE299193 therefore validates the program-level spatial signal. It does not directly validate those absent genes.</w:t>
+        <w:t xml:space="preserve">Spatial transcriptomics identified the plasma-secretory program (Fig. 2)</w:t>
+      </w:r>
+    </w:p>
+    <w:p>
+      <w:pPr>
+        <w:pStyle w:val="FirstParagraph"/>
+        <w:spacing w:line="480" w:lineRule="auto" w:after="120"/>
+      </w:pPr>
+      <w:r>
+        <w:t xml:space="preserve">In GSE269875, sample-level module scoring showed that the plasma-secretory program was the most enriched curated program in myeloma bone marrow spatial samples. Myeloma samples had higher plasma-secretory scores than control bone marrow samples, with a median difference of 0.709, Cohen’s d of 3.129, and Mann-Whitney p=0.0256 (Fig. 2A,B).</w:t>
+      </w:r>
+    </w:p>
+    <w:p>
+      <w:pPr>
+        <w:pStyle w:val="BodyText"/>
+        <w:spacing w:line="480" w:lineRule="auto" w:after="120"/>
+      </w:pPr>
+      <w:r>
+        <w:t xml:space="preserve">The spatial candidate ranking also prioritized plasma-cell and secretory-pathway genes, including XBP1, TXNDC5, POU2AF1, SDC1, MZB1, and JCHAIN (Fig. 2C). This result defined the discovery axis used in later analyses. It was not interpreted as evidence that any single gene is a standalone clinical biomarker.</w:t>
       </w:r>
     </w:p>
     <w:bookmarkEnd w:id="36"/>
-    <w:bookmarkStart w:id="37" w:name="X66ed58ed648c72765f1e3be1194156c11dc3c41"/>
+    <w:bookmarkStart w:id="37" w:name="X2977e9c2dbb866e40223d763c87bfee468bac6c"/>
     <w:p>
       <w:pPr>
         <w:pStyle w:val="Heading3"/>
         <w:spacing w:line="480" w:lineRule="auto" w:after="120"/>
       </w:pPr>
       <w:r>
-        <w:t xml:space="preserve">Single-cell data localized the axis to plasma-cell compartments</w:t>
-      </w:r>
-    </w:p>
-    <w:p>
-      <w:pPr>
-        <w:pStyle w:val="FirstParagraph"/>
-        <w:spacing w:line="480" w:lineRule="auto" w:after="120"/>
-      </w:pPr>
-      <w:r>
-        <w:t xml:space="preserve">We then analyzed GSE271107 single-cell RNA-seq data [11,17]. Cells were summarized by marker-inferred cell categories. Plasma cells showed the strongest plasma-secretory score among broad cell types (Fig. 3).</w:t>
-      </w:r>
-    </w:p>
-    <w:p>
-      <w:pPr>
-        <w:pStyle w:val="BodyText"/>
-        <w:spacing w:line="480" w:lineRule="auto" w:after="120"/>
-      </w:pPr>
-      <w:r>
-        <w:t xml:space="preserve">TXNDC5 was consistently expressed in marker-inferred plasma cells. The mean log-normalized expression was 2.196. The detection fraction was 94.86 percent across summarized plasma-cell observations.</w:t>
-      </w:r>
-    </w:p>
-    <w:p>
-      <w:pPr>
-        <w:pStyle w:val="BodyText"/>
-        <w:spacing w:line="480" w:lineRule="auto" w:after="120"/>
-      </w:pPr>
-      <w:r>
-        <w:t xml:space="preserve">These findings support TXNDC5 as a localization candidate. They do not support presenting TXNDC5 as a standalone prognostic biomarker.</w:t>
+        <w:t xml:space="preserve">Independent Xenium data reproduced the program-level spatial signal (Fig. 6)</w:t>
+      </w:r>
+    </w:p>
+    <w:p>
+      <w:pPr>
+        <w:pStyle w:val="FirstParagraph"/>
+        <w:spacing w:line="480" w:lineRule="auto" w:after="120"/>
+      </w:pPr>
+      <w:r>
+        <w:t xml:space="preserve">The spatial discovery signal was then tested in GSE299193, an independent Xenium dataset containing 22 human bone marrow samples from Ctrl, MGUS, SM, MM, and relapsed MM groups. Active MM/RM samples showed higher plasma-secretory scores than Ctrl/MGUS/SM samples, with a median difference of 0.766, Mann-Whitney p=0.000182, and FDR=0.000575 (Fig. 6, left).</w:t>
+      </w:r>
+    </w:p>
+    <w:p>
+      <w:pPr>
+        <w:pStyle w:val="BodyText"/>
+        <w:spacing w:line="480" w:lineRule="auto" w:after="120"/>
+      </w:pPr>
+      <w:r>
+        <w:t xml:space="preserve">A Xenium panel-covered POU2AF1/XBP1 module showed a concordant active-disease pattern, with median difference 1.068, p=0.000287, and FDR=0.000575 (Fig. 6, middle). The extracted Xenium matrices contained MZB1, TNFRSF17, SLAMF7, IRF4, PIM2, POU2AF1, and XBP1, but not TXNDC5, JCHAIN, or SDC1 (Fig. 6, right). GSE299193 therefore strengthens the spatial reproducibility claim at program level, while not directly validating the absent genes.</w:t>
       </w:r>
     </w:p>
     <w:bookmarkEnd w:id="37"/>
-    <w:bookmarkStart w:id="38" w:name="Xea6571e047fe08439d23d71f22f36464d70ae82"/>
+    <w:bookmarkStart w:id="38" w:name="X17838a3b0e09f878688a905a39cac0a9c0b8d51"/>
     <w:p>
       <w:pPr>
         <w:pStyle w:val="Heading3"/>
         <w:spacing w:line="480" w:lineRule="auto" w:after="120"/>
       </w:pPr>
       <w:r>
-        <w:t xml:space="preserve">External bulk cohorts supported a clinical subtype module</w:t>
-      </w:r>
-    </w:p>
-    <w:p>
-      <w:pPr>
-        <w:pStyle w:val="FirstParagraph"/>
-        <w:spacing w:line="480" w:lineRule="auto" w:after="120"/>
-      </w:pPr>
-      <w:r>
-        <w:t xml:space="preserve">We evaluated independent bulk cohorts to test clinical relevance. GSE2658 and GSE24080 provided expression data with available clinical or cytogenetic annotations [18,19,23,24].</w:t>
-      </w:r>
-    </w:p>
-    <w:p>
-      <w:pPr>
-        <w:pStyle w:val="BodyText"/>
-        <w:spacing w:line="480" w:lineRule="auto" w:after="120"/>
-      </w:pPr>
-      <w:r>
-        <w:t xml:space="preserve">In GSE2658, the POU2AF1/XBP1/JCHAIN module was associated with 1q21 amplification. The FDR was 1.65e-05. In GSE24080, XBP1 was associated with 24-month overall survival death. The FDR was 0.0362 (Fig. 4).</w:t>
-      </w:r>
-    </w:p>
-    <w:p>
-      <w:pPr>
-        <w:pStyle w:val="BodyText"/>
-        <w:spacing w:line="480" w:lineRule="auto" w:after="120"/>
-      </w:pPr>
-      <w:r>
-        <w:t xml:space="preserve">These results shifted the clinical framing. The stronger clinical construct is the broader plasma-secretory axis. TXNDC5 remains a localization candidate within that axis.</w:t>
+        <w:t xml:space="preserve">Single-cell data localized the axis to plasma-cell compartments (Fig. 3)</w:t>
+      </w:r>
+    </w:p>
+    <w:p>
+      <w:pPr>
+        <w:pStyle w:val="FirstParagraph"/>
+        <w:spacing w:line="480" w:lineRule="auto" w:after="120"/>
+      </w:pPr>
+      <w:r>
+        <w:t xml:space="preserve">GSE271107 single-cell RNA-seq data were used to localize the spatial program across marker-inferred cell categories. Plasma-cell compartments showed the strongest plasma-secretory program score among broad cell groups (Fig. 3B).</w:t>
+      </w:r>
+    </w:p>
+    <w:p>
+      <w:pPr>
+        <w:pStyle w:val="BodyText"/>
+        <w:spacing w:line="480" w:lineRule="auto" w:after="120"/>
+      </w:pPr>
+      <w:r>
+        <w:t xml:space="preserve">TXNDC5 was consistently expressed in marker-inferred plasma cells, with mean log-normalized expression 2.196 and detection fraction 94.86% across summarized plasma-cell observations (Fig. 3A). This supports TXNDC5 as a spatial and single-cell localization candidate within the plasma-secretory axis. It does not support presenting TXNDC5 as a standalone prognostic biomarker.</w:t>
       </w:r>
     </w:p>
     <w:bookmarkEnd w:id="38"/>
-    <w:bookmarkStart w:id="39" w:name="X8eb576c77c1169b366c106306722e15148e72b3"/>
+    <w:bookmarkStart w:id="39" w:name="X871dc3800bc567be1a0f3328289ce7a1571ef62"/>
     <w:p>
       <w:pPr>
         <w:pStyle w:val="Heading3"/>
         <w:spacing w:line="480" w:lineRule="auto" w:after="120"/>
       </w:pPr>
       <w:r>
-        <w:t xml:space="preserve">CoMMpass/GDC linked the axis to survival and ISS</w:t>
-      </w:r>
-    </w:p>
-    <w:p>
-      <w:pPr>
-        <w:pStyle w:val="FirstParagraph"/>
-        <w:spacing w:line="480" w:lineRule="auto" w:after="120"/>
-      </w:pPr>
-      <w:r>
-        <w:t xml:space="preserve">We next tested the axis in 762 baseline MMRF-COMMPASS/GDC CD138+ RNA-seq samples [14,20]. The plasma-secretory score was associated with overall survival event. The event-versus-nonevent median difference was 0.346. The FDR was 9.31e-06 (Fig. 5).</w:t>
-      </w:r>
-    </w:p>
-    <w:p>
-      <w:pPr>
-        <w:pStyle w:val="BodyText"/>
-        <w:spacing w:line="480" w:lineRule="auto" w:after="120"/>
-      </w:pPr>
-      <w:r>
-        <w:t xml:space="preserve">The same score was associated with ISS ordinal stage. The Spearman rho was 0.132. The p value was 0.000316. The FDR was 0.0019.</w:t>
-      </w:r>
-    </w:p>
-    <w:p>
-      <w:pPr>
-        <w:pStyle w:val="BodyText"/>
-        <w:spacing w:line="480" w:lineRule="auto" w:after="120"/>
-      </w:pPr>
-      <w:r>
-        <w:t xml:space="preserve">Median-split survival analysis also supported the association. Patients with higher plasma-secretory score had worse overall survival. The log-rank p value was 0.00668. The FDR was 0.0401.</w:t>
+        <w:t xml:space="preserve">External bulk cohorts supported a clinical subtype module (Fig. 4)</w:t>
+      </w:r>
+    </w:p>
+    <w:p>
+      <w:pPr>
+        <w:pStyle w:val="FirstParagraph"/>
+        <w:spacing w:line="480" w:lineRule="auto" w:after="120"/>
+      </w:pPr>
+      <w:r>
+        <w:t xml:space="preserve">External GEO bulk cohorts were used to test whether the spatially identified axis connected to clinical or cytogenetic annotations outside the spatial datasets. In GSE2658, the POU2AF1/XBP1/JCHAIN module was associated with FISH 1q21 amplification (FDR=1.65e-05). In GSE24080, XBP1 was associated with 24-month overall survival death (FDR=0.0362; Fig. 4).</w:t>
+      </w:r>
+    </w:p>
+    <w:p>
+      <w:pPr>
+        <w:pStyle w:val="BodyText"/>
+        <w:spacing w:line="480" w:lineRule="auto" w:after="120"/>
+      </w:pPr>
+      <w:r>
+        <w:t xml:space="preserve">These findings supported the use of a broader clinical subtype module rather than a TXNDC5-only interpretation. Because the GSE2658 module effect direction was not identical to the CoMMpass direction, this result is described as external association support rather than uniform directional replication across all platforms.</w:t>
       </w:r>
     </w:p>
     <w:bookmarkEnd w:id="39"/>
-    <w:bookmarkStart w:id="40" w:name="X97b91193cfcd66b1d16de4bc30458b53ae919dc"/>
+    <w:bookmarkStart w:id="40" w:name="X2405a1608dd5b0a2acf6273b077ef3374d588ce"/>
     <w:p>
       <w:pPr>
         <w:pStyle w:val="Heading3"/>
         <w:spacing w:line="480" w:lineRule="auto" w:after="120"/>
       </w:pPr>
       <w:r>
-        <w:t xml:space="preserve">Public NG2024 annotations connected the axis to molecular risk</w:t>
-      </w:r>
-    </w:p>
-    <w:p>
-      <w:pPr>
-        <w:pStyle w:val="FirstParagraph"/>
-        <w:spacing w:line="480" w:lineRule="auto" w:after="120"/>
-      </w:pPr>
-      <w:r>
-        <w:t xml:space="preserve">We joined public NG2024 CoMMpass molecular annotations to local CoMMpass scores [1]. Table 1 matched 762 of 762 baseline samples. Table 7 RNA-subtype predictions matched 707 samples.</w:t>
-      </w:r>
-    </w:p>
-    <w:p>
-      <w:pPr>
-        <w:pStyle w:val="BodyText"/>
-        <w:spacing w:line="480" w:lineRule="auto" w:after="120"/>
-      </w:pPr>
-      <w:r>
-        <w:t xml:space="preserve">The plasma-secretory score correlated with PR RNA-subtype probability. The Spearman rho was 0.340. The FDR was 5.43e-19. The score was also higher in samples with 1q21 gain or amplification. The median difference was 0.268. The FDR was 1.24e-05.</w:t>
-      </w:r>
-    </w:p>
-    <w:p>
-      <w:pPr>
-        <w:pStyle w:val="BodyText"/>
-        <w:spacing w:line="480" w:lineRule="auto" w:after="120"/>
-      </w:pPr>
-      <w:r>
-        <w:t xml:space="preserve">TXNDC5 expression was associated with 1q21 gain or amplification. The median difference was 0.231. The FDR was 0.00843. POU2AF1 was associated with 17p13 deletion. The median difference was 0.337. The FDR was 0.00533.</w:t>
+        <w:t xml:space="preserve">CoMMpass/GDC linked the axis to OS, ISS, and molecular risk (Fig. 5)</w:t>
+      </w:r>
+    </w:p>
+    <w:p>
+      <w:pPr>
+        <w:pStyle w:val="FirstParagraph"/>
+        <w:spacing w:line="480" w:lineRule="auto" w:after="120"/>
+      </w:pPr>
+      <w:r>
+        <w:t xml:space="preserve">The axis was next evaluated in 762 baseline MMRF-COMMPASS/GDC bone marrow CD138+ RNA-seq samples. The plasma-secretory score was associated with overall survival event, with event-versus-nonevent median difference 0.346 and FDR=9.31e-06 (Fig. 5A,B). Median-split survival analysis also supported an OS association, with log-rank p=0.00668 and FDR=0.0401 (Fig. 5C).</w:t>
+      </w:r>
+    </w:p>
+    <w:p>
+      <w:pPr>
+        <w:pStyle w:val="BodyText"/>
+        <w:spacing w:line="480" w:lineRule="auto" w:after="120"/>
+      </w:pPr>
+      <w:r>
+        <w:t xml:space="preserve">The same score showed an ordinal association with ISS stage (Spearman rho=0.132, p=0.000316, FDR=0.0019). These analyses link the axis to retrospective clinical risk features, but they do not test R-ISS, PFS, or treatment response.</w:t>
+      </w:r>
+    </w:p>
+    <w:p>
+      <w:pPr>
+        <w:pStyle w:val="BodyText"/>
+        <w:spacing w:line="480" w:lineRule="auto" w:after="120"/>
+      </w:pPr>
+      <w:r>
+        <w:t xml:space="preserve">Public NG2024 CoMMpass molecular annotations further placed the axis in a known molecular-risk context. Local baseline CoMMpass samples matched public Supplementary Table 1 for 762 of 762 patients, and 707 complete cases were available for RNA-subtype probability analyses. The plasma-secretory score correlated with PR RNA-subtype probability (Spearman rho=0.340, FDR=5.43e-19) and was higher in samples with 1q21 gain or amplification (median difference 0.268, FDR=1.24e-05; Fig. 5E,F).</w:t>
+      </w:r>
+    </w:p>
+    <w:p>
+      <w:pPr>
+        <w:pStyle w:val="BodyText"/>
+        <w:spacing w:line="480" w:lineRule="auto" w:after="120"/>
+      </w:pPr>
+      <w:r>
+        <w:t xml:space="preserve">Gene-level NG2024 analyses were consistent with the candidate framing. TXNDC5 expression was associated with 1q21 gain or amplification (median difference 0.231, FDR=0.00843), and POU2AF1 was associated with 17p13 deletion (median difference 0.337, FDR=0.00533). These observations provide molecular annotation support for the axis, not a completed clinical assay.</w:t>
       </w:r>
     </w:p>
     <w:bookmarkEnd w:id="40"/>
-    <w:bookmarkStart w:id="41" w:name="Xbf7440c859ef11c91d9b1f42a6d81760e7c18c3"/>
+    <w:bookmarkStart w:id="41" w:name="X46f31a2e01a3844976df773c4d096b7e7c5a01d"/>
     <w:p>
       <w:pPr>
         <w:pStyle w:val="Heading3"/>
         <w:spacing w:line="480" w:lineRule="auto" w:after="120"/>
       </w:pPr>
       <w:r>
-        <w:t xml:space="preserve">Adjusted models supported an independent OS association</w:t>
-      </w:r>
-    </w:p>
-    <w:p>
-      <w:pPr>
-        <w:pStyle w:val="FirstParagraph"/>
-        <w:spacing w:line="480" w:lineRule="auto" w:after="120"/>
-      </w:pPr>
-      <w:r>
-        <w:t xml:space="preserve">We tested whether the CoMMpass survival association persisted after basic adjustment. The prespecified Cox model included age, sex, ISS, and 1q21 status.</w:t>
-      </w:r>
-    </w:p>
-    <w:p>
-      <w:pPr>
-        <w:pStyle w:val="BodyText"/>
-        <w:spacing w:line="480" w:lineRule="auto" w:after="120"/>
-      </w:pPr>
-      <w:r>
-        <w:t xml:space="preserve">The plasma-secretory score remained associated with overall survival. The hazard ratio was 1.460 per standard deviation. The 95% confidence interval was 1.069-1.993. The p value was 0.0173. The FDR was 0.0445.</w:t>
-      </w:r>
-    </w:p>
-    <w:p>
-      <w:pPr>
-        <w:pStyle w:val="BodyText"/>
-        <w:spacing w:line="480" w:lineRule="auto" w:after="120"/>
-      </w:pPr>
-      <w:r>
-        <w:t xml:space="preserve">The POU2AF1/XBP1/JCHAIN module also remained associated with survival. The hazard ratio was 1.434. The 95% confidence interval was 1.090-1.886. The FDR was 0.0299.</w:t>
-      </w:r>
-    </w:p>
-    <w:p>
-      <w:pPr>
-        <w:pStyle w:val="BodyText"/>
-        <w:spacing w:line="480" w:lineRule="auto" w:after="120"/>
-      </w:pPr>
-      <w:r>
-        <w:t xml:space="preserve">These models support covariate-adjusted association. They do not establish clinical utility.</w:t>
+        <w:t xml:space="preserve">Adjusted models supported covariate-adjusted OS association (Fig. 5D)</w:t>
+      </w:r>
+    </w:p>
+    <w:p>
+      <w:pPr>
+        <w:pStyle w:val="FirstParagraph"/>
+        <w:spacing w:line="480" w:lineRule="auto" w:after="120"/>
+      </w:pPr>
+      <w:r>
+        <w:t xml:space="preserve">Finally, we tested whether the CoMMpass survival association persisted after basic adjustment. The prespecified Cox model included age, sex, ISS stage, and 1q21 status. In 660 complete cases, the plasma-secretory score remained associated with overall survival, with hazard ratio 1.460 per standard deviation, 95% CI 1.069-1.993, p=0.0173, and FDR=0.0445 (Fig. 5D).</w:t>
+      </w:r>
+    </w:p>
+    <w:p>
+      <w:pPr>
+        <w:pStyle w:val="BodyText"/>
+        <w:spacing w:line="480" w:lineRule="auto" w:after="120"/>
+      </w:pPr>
+      <w:r>
+        <w:t xml:space="preserve">The POU2AF1/XBP1/JCHAIN clinical module showed a similar adjusted association, with hazard ratio 1.434, 95% CI 1.090-1.886, and FDR=0.0299. A logistic model also linked the plasma-secretory score to 1q21 status after adjustment for age, sex, and ISS, with odds ratio 1.873 per standard deviation and FDR=0.000213. These models support covariate-adjusted association. They do not establish clinical utility or prospective risk-prediction performance.</w:t>
       </w:r>
     </w:p>
     <w:bookmarkEnd w:id="41"/>

--- a/submission/bmc_medical_genomics_2026-05-01/MANUSCRIPT_BMC_MEDICAL_GENOMICS_SUBMISSION_DRAFT.docx
+++ b/submission/bmc_medical_genomics_2026-05-01/MANUSCRIPT_BMC_MEDICAL_GENOMICS_SUBMISSION_DRAFT.docx
@@ -1871,7 +1871,7 @@
         <w:spacing w:line="480" w:lineRule="auto" w:after="120"/>
       </w:pPr>
       <w:r>
-        <w:t xml:space="preserve">Analysis scripts, compact result tables, manuscript figures, and validation reports are organized in a local reproducibility package and will be made publicly available before formal journal upload at</w:t>
+        <w:t xml:space="preserve">Analysis scripts, compact result tables, manuscript figures, and validation reports are publicly available at</w:t>
       </w:r>
       <w:r>
         <w:t xml:space="preserve"> </w:t>

--- a/submission/bmc_medical_genomics_2026-05-01/MANUSCRIPT_BMC_MEDICAL_GENOMICS_SUBMISSION_DRAFT.docx
+++ b/submission/bmc_medical_genomics_2026-05-01/MANUSCRIPT_BMC_MEDICAL_GENOMICS_SUBMISSION_DRAFT.docx
@@ -1943,7 +1943,7 @@
         <w:spacing w:line="480" w:lineRule="auto" w:after="120"/>
       </w:pPr>
       <w:r>
-        <w:t xml:space="preserve">Z.J. conceived the study, designed the analysis strategy, curated public datasets, interpreted the results, prepared the manuscript, and approved the submitted version. This statement should be revised if additional authors are added before submission.</w:t>
+        <w:t xml:space="preserve">Z.J. is the sole author. Z.J. conceived the study, designed and performed the analysis, curated the public datasets, generated the figures, interpreted the results, wrote and revised the manuscript, and approved the final version. This statement should be revised if additional authors are added before submission.</w:t>
       </w:r>
     </w:p>
     <w:bookmarkEnd w:id="52"/>

--- a/submission/bmc_medical_genomics_2026-05-01/MANUSCRIPT_BMC_MEDICAL_GENOMICS_SUBMISSION_DRAFT.docx
+++ b/submission/bmc_medical_genomics_2026-05-01/MANUSCRIPT_BMC_MEDICAL_GENOMICS_SUBMISSION_DRAFT.docx
@@ -18,7 +18,7 @@
         <w:spacing w:line="480" w:lineRule="auto" w:after="120"/>
       </w:pPr>
       <w:r>
-        <w:t xml:space="preserve">Spatial validation and clinical association of a plasma-secretory bone marrow program in multiple myeloma</w:t>
+        <w:t xml:space="preserve">A spatially reproducible plasma-secretory bone marrow program linked to molecular risk in multiple myeloma</w:t>
       </w:r>
     </w:p>
     <w:bookmarkEnd w:id="9"/>
@@ -38,7 +38,7 @@
         <w:spacing w:line="480" w:lineRule="auto" w:after="120"/>
       </w:pPr>
       <w:r>
-        <w:t xml:space="preserve">Plasma-secretory spatial program in multiple myeloma</w:t>
+        <w:t xml:space="preserve">Spatial plasma-secretory program in myeloma</w:t>
       </w:r>
     </w:p>
     <w:bookmarkEnd w:id="10"/>
@@ -160,7 +160,7 @@
         <w:spacing w:line="480" w:lineRule="auto" w:after="120"/>
       </w:pPr>
       <w:r>
-        <w:t xml:space="preserve">Approximate manuscript word count excluding references: 3,390.</w:t>
+        <w:t xml:space="preserve">Approximate manuscript word count excluding references: 4,156.</w:t>
       </w:r>
     </w:p>
     <w:bookmarkEnd w:id="15"/>
@@ -219,7 +219,7 @@
         <w:spacing w:line="480" w:lineRule="auto" w:after="120"/>
       </w:pPr>
       <w:r>
-        <w:t xml:space="preserve">Fig. 3: single-cell localization in GSE271107</w:t>
+        <w:t xml:space="preserve">Fig. 3: spatial organization in GSE269875</w:t>
       </w:r>
     </w:p>
     <w:p>
@@ -232,7 +232,7 @@
         <w:spacing w:line="480" w:lineRule="auto" w:after="120"/>
       </w:pPr>
       <w:r>
-        <w:t xml:space="preserve">Fig. 4: external bulk cohort support</w:t>
+        <w:t xml:space="preserve">Fig. 4: GSE299193 Xenium spatial reproducibility</w:t>
       </w:r>
     </w:p>
     <w:p>
@@ -245,7 +245,7 @@
         <w:spacing w:line="480" w:lineRule="auto" w:after="120"/>
       </w:pPr>
       <w:r>
-        <w:t xml:space="preserve">Fig. 5: CoMMpass/GDC clinical validation</w:t>
+        <w:t xml:space="preserve">Fig. 5: single-cell localization in GSE271107</w:t>
       </w:r>
     </w:p>
     <w:p>
@@ -258,7 +258,33 @@
         <w:spacing w:line="480" w:lineRule="auto" w:after="120"/>
       </w:pPr>
       <w:r>
-        <w:t xml:space="preserve">Fig. 6: GSE299193 Xenium validation</w:t>
+        <w:t xml:space="preserve">Fig. 6: external bulk cohort support</w:t>
+      </w:r>
+    </w:p>
+    <w:p>
+      <w:pPr>
+        <w:pStyle w:val="Compact"/>
+        <w:numPr>
+          <w:ilvl w:val="0"/>
+          <w:numId w:val="1002"/>
+        </w:numPr>
+        <w:spacing w:line="480" w:lineRule="auto" w:after="120"/>
+      </w:pPr>
+      <w:r>
+        <w:t xml:space="preserve">Fig. 7: CoMMpass/GDC retrospective clinical association and NG2024 molecular annotation</w:t>
+      </w:r>
+    </w:p>
+    <w:p>
+      <w:pPr>
+        <w:pStyle w:val="Compact"/>
+        <w:numPr>
+          <w:ilvl w:val="0"/>
+          <w:numId w:val="1002"/>
+        </w:numPr>
+        <w:spacing w:line="480" w:lineRule="auto" w:after="120"/>
+      </w:pPr>
+      <w:r>
+        <w:t xml:space="preserve">Fig. 8: CoMMpass sensitivity models</w:t>
       </w:r>
     </w:p>
     <w:p>
@@ -350,7 +376,7 @@
         <w:spacing w:line="480" w:lineRule="auto" w:after="120"/>
       </w:pPr>
       <w:r>
-        <w:t xml:space="preserve">We integrated public spatial transcriptomics, Xenium spatial profiling, single-cell RNA sequencing, external bulk cohorts, MMRF-COMMPASS/GDC RNA-seq, and public CoMMpass molecular annotations. Module scores were tested across GSE269875, GSE299193, GSE271107, GSE24080, GSE2658, CoMMpass/GDC, and NG2024/Skerget public CoMMpass supplementary annotations. Survival associations were evaluated using log-rank tests and Cox proportional hazards models adjusted for age, sex, ISS stage, and 1q21 status.</w:t>
+        <w:t xml:space="preserve">We integrated public spatial transcriptomics, Xenium spatial profiling, single-cell RNA sequencing, external bulk cohorts, MMRF-COMMPASS/GDC RNA-seq, and public CoMMpass molecular annotations. Module scores were tested across GSE269875, GSE299193, GSE271107, GSE24080, GSE2658, CoMMpass/GDC, and NG2024/Skerget public CoMMpass supplementary annotations. Spatial organization was assessed using spot-level Moran’s I and nearest-neighbor enrichment. Survival associations were evaluated using log-rank tests and Cox models with sensitivity adjustment for PR subtype probability, proliferation, cytogenetic risk, and public purity or tumor-burden proxies.</w:t>
       </w:r>
     </w:p>
     <w:bookmarkEnd w:id="19"/>
@@ -370,7 +396,7 @@
         <w:spacing w:line="480" w:lineRule="auto" w:after="120"/>
       </w:pPr>
       <w:r>
-        <w:t xml:space="preserve">In GSE269875, the plasma-secretory score was higher in myeloma than control bone marrow, with sample-level median difference 0.709, Cohen’s d 3.129, and Mann-Whitney p=0.0256. Independent Xenium validation in GSE299193 reproduced this program-level signal across 22 samples; active myeloma or relapsed myeloma samples had higher plasma-secretory scores than Ctrl/MGUS/SM samples, with median difference 0.766 and FDR=5.75e-04. In GSE271107 single-cell data, TXNDC5 was consistently expressed in marker-inferred plasma cells. The POU2AF1/XBP1/JCHAIN module was associated with 1q21 amplification in GSE2658, and XBP1 was associated with 24-month overall survival death in GSE24080. In 762 baseline MMRF-COMMPASS/GDC CD138+ RNA-seq samples, the plasma-secretory score was associated with overall survival event, ISS stage, and median-split survival. Public NG2024 annotations linked the score to PR RNA-subtype probability and 1q21 gain or amplification. In an adjusted Cox model, the score remained associated with overall survival, with hazard ratio 1.460 per standard deviation, 95% CI 1.069-1.993, and FDR=0.0445.</w:t>
+        <w:t xml:space="preserve">In GSE269875, the plasma-secretory score was higher in myeloma than control bone marrow, with sample-level median difference 0.709, Cohen’s d 3.129, and Mann-Whitney p=0.0256. Spot-level analysis showed non-random spatial organization of the program, with plasma-secretory Moran’s I significant in 9 of 9 samples and median Moran’s I 0.477. Independent Xenium analysis in GSE299193 reproduced the program-level signal across 22 samples; active myeloma or relapsed myeloma samples had higher plasma-secretory scores than Ctrl/MGUS/SM samples, with median difference 0.766 and FDR=5.75e-04. In GSE271107 single-cell data, the axis localized to marker-inferred plasma-cell compartments. In CoMMpass/GDC and public NG2024 annotations, the score was associated with OS, ISS, PR RNA-subtype probability, and 1q21 gain or amplification. The basic adjusted OS model showed HR 1.460 per standard deviation, FDR=0.0485, but the association was attenuated after additional PR and proliferation adjustment. This attenuation indicates molecular-context dependence.</w:t>
       </w:r>
     </w:p>
     <w:bookmarkEnd w:id="20"/>
@@ -390,7 +416,7 @@
         <w:spacing w:line="480" w:lineRule="auto" w:after="120"/>
       </w:pPr>
       <w:r>
-        <w:t xml:space="preserve">These results support a reproducible plasma-secretory bone marrow program in multiple myeloma. TXNDC5 is best framed as a spatial and single-cell localization candidate, whereas POU2AF1, XBP1, and JCHAIN better support the clinical subtype axis. Current public data do not complete R-ISS, PFS, or treatment-response validation.</w:t>
+        <w:t xml:space="preserve">These results support a spatially reproducible plasma-secretory bone marrow program linked to a PR/proliferation/1q21 molecular-risk context in multiple myeloma. TXNDC5 is best framed as a spatial and single-cell localization candidate, whereas POU2AF1, XBP1, and JCHAIN better support the subtype-axis interpretation. Current public data do not complete R-ISS, PFS, or treatment-response validation, and the program should not be presented as an independent clinical biomarker.</w:t>
       </w:r>
     </w:p>
     <w:bookmarkEnd w:id="21"/>
@@ -440,25 +466,25 @@
         <w:spacing w:line="480" w:lineRule="auto" w:after="120"/>
       </w:pPr>
       <w:r>
-        <w:t xml:space="preserve">The bone marrow niche is not uniform. Malignant plasma cells coexist with immune, stromal, endothelial, and hematopoietic compartments. Spatial organization may shape local transcriptional states. It may also influence disease progression. Spatial and single-cell technologies can resolve this context [10,11]. However, most public spatial datasets remain small and clinically sparse.</w:t>
-      </w:r>
-    </w:p>
-    <w:p>
-      <w:pPr>
-        <w:pStyle w:val="BodyText"/>
-        <w:spacing w:line="480" w:lineRule="auto" w:after="120"/>
-      </w:pPr>
-      <w:r>
-        <w:t xml:space="preserve">A defensible translational analysis must therefore connect several evidence layers. Spatial data can identify a tissue-level program. Single-cell data can localize the program. Bulk clinical cohorts can test outcome and risk associations. Molecular annotation can then place the program within known myeloma biology [12].</w:t>
-      </w:r>
-    </w:p>
-    <w:p>
-      <w:pPr>
-        <w:pStyle w:val="BodyText"/>
-        <w:spacing w:line="480" w:lineRule="auto" w:after="120"/>
-      </w:pPr>
-      <w:r>
-        <w:t xml:space="preserve">We applied this strategy to public multiple myeloma datasets. The initial spatial discovery analysis identified a plasma-secretory program enriched in myeloma bone marrow. This program included canonical plasma-cell and secretory pathway genes. Such biology is expected in myeloma, so a single-gene biomarker claim would be weak. We therefore framed the project around a broader plasma-secretory subtype axis.</w:t>
+        <w:t xml:space="preserve">The bone marrow niche is not uniform. Malignant plasma cells coexist with immune, stromal, endothelial, and hematopoietic compartments. Spatial organization may shape local transcriptional states. It may also influence disease progression. Recent myeloma spatial and single-cell studies show that this context can be resolved at tissue and cellular scales [10,11]. However, most public spatial datasets remain small and clinically sparse.</w:t>
+      </w:r>
+    </w:p>
+    <w:p>
+      <w:pPr>
+        <w:pStyle w:val="BodyText"/>
+        <w:spacing w:line="480" w:lineRule="auto" w:after="120"/>
+      </w:pPr>
+      <w:r>
+        <w:t xml:space="preserve">A defensible translational analysis must therefore connect several evidence layers. Spatial data can identify a tissue-level program and test whether it is locally organized rather than randomly distributed. Single-cell data can localize the program. Bulk clinical cohorts can test retrospective outcome and risk associations. Molecular annotation can then place the program within known myeloma biology [12].</w:t>
+      </w:r>
+    </w:p>
+    <w:p>
+      <w:pPr>
+        <w:pStyle w:val="BodyText"/>
+        <w:spacing w:line="480" w:lineRule="auto" w:after="120"/>
+      </w:pPr>
+      <w:r>
+        <w:t xml:space="preserve">We applied this strategy to public multiple myeloma datasets. The initial spatial discovery analysis identified a plasma-secretory program enriched in myeloma bone marrow. This program included canonical plasma-cell and secretory pathway genes. Such biology is expected in myeloma, so the novelty is not the rediscovery of plasma-cell markers or a new single-gene biomarker. We therefore framed the project around a spatially reproducible plasma-secretory state linked to PR-like molecular risk and 1q21-associated clinical context.</w:t>
       </w:r>
     </w:p>
     <w:p>
@@ -506,7 +532,7 @@
         <w:spacing w:line="480" w:lineRule="auto" w:after="120"/>
       </w:pPr>
       <w:r>
-        <w:t xml:space="preserve">The layers were spatial discovery, second spatial validation, single-cell localization, external bulk validation, CoMMpass/GDC validation, and NG2024 annotation [1,10,11,13-20].</w:t>
+        <w:t xml:space="preserve">The layers were spatial discovery, independent Xenium spatial reproducibility, single-cell localization, external bulk association, CoMMpass/GDC retrospective clinical association, and NG2024 molecular annotation [1,10,11,13-20].</w:t>
       </w:r>
     </w:p>
     <w:p>
@@ -571,16 +597,28 @@
         <w:spacing w:line="480" w:lineRule="auto" w:after="120"/>
       </w:pPr>
       <w:r>
-        <w:t xml:space="preserve">Module scores were calculated as the mean of available standardized genes. Genes absent from a platform were not imputed. A module was scored only when at least one prespecified gene was present, and platform coverage was reported when absent genes affected interpretation.</w:t>
-      </w:r>
-    </w:p>
-    <w:p>
-      <w:pPr>
-        <w:pStyle w:val="BodyText"/>
-        <w:spacing w:line="480" w:lineRule="auto" w:after="120"/>
-      </w:pPr>
-      <w:r>
-        <w:t xml:space="preserve">For spatial and Xenium datasets, spot-level or cell-level gene values were summarized to sample-level scores before group comparisons. For single-cell data, candidate genes and module scores were summarized by marker-inferred cell category and sample-aware strata where available.</w:t>
+        <w:t xml:space="preserve">Module scores were calculated as the mean of available standardized genes. Genes absent from a platform were not imputed. A module was scored only when at least one prespecified gene was present, and platform coverage was reported when absent genes affected interpretation. A cohort-by-module gene coverage table and an all-tested-association inventory were generated with</w:t>
+      </w:r>
+      <w:r>
+        <w:t xml:space="preserve"> </w:t>
+      </w:r>
+      <w:r>
+        <w:rPr>
+          <w:rStyle w:val="VerbatimChar"/>
+        </w:rPr>
+        <w:t xml:space="preserve">scripts/30_module_coverage_and_testing_inventory.py</w:t>
+      </w:r>
+      <w:r>
+        <w:t xml:space="preserve">.</w:t>
+      </w:r>
+    </w:p>
+    <w:p>
+      <w:pPr>
+        <w:pStyle w:val="BodyText"/>
+        <w:spacing w:line="480" w:lineRule="auto" w:after="120"/>
+      </w:pPr>
+      <w:r>
+        <w:t xml:space="preserve">For spatial and Xenium datasets, spot-level or cell-level gene values were summarized to sample-level scores before group comparisons. The main plasma-secretory module contained TXNDC5, POU2AF1, XBP1, JCHAIN, MZB1, and SDC1. The clinical subtype module contained POU2AF1, XBP1, and JCHAIN. For single-cell data, candidate genes and module scores were summarized by marker-inferred cell category and sample-aware strata where available.</w:t>
       </w:r>
     </w:p>
     <w:p>
@@ -690,6 +728,27 @@
         <w:spacing w:line="480" w:lineRule="auto" w:after="120"/>
       </w:pPr>
       <w:r>
+        <w:t xml:space="preserve">Spatial organization was tested with</w:t>
+      </w:r>
+      <w:r>
+        <w:t xml:space="preserve"> </w:t>
+      </w:r>
+      <w:r>
+        <w:rPr>
+          <w:rStyle w:val="VerbatimChar"/>
+        </w:rPr>
+        <w:t xml:space="preserve">scripts/28_spatial_autocorrelation_niche_analysis.py</w:t>
+      </w:r>
+      <w:r>
+        <w:t xml:space="preserve">. Spot-level plasma-secretory scores were merged with array-row and array-column coordinates. Moran’s I was calculated within each sample using a 6-nearest-neighbor graph and 199 within-sample label permutations. Local neighborhood enrichment compared the mean score of nearest neighbors around plasma-secretory-high spots, defined as the within-sample top quartile, with the corresponding neighbor scores around other spots. The focal spot was excluded from each neighbor set. Primary neighborhood summaries used non-overlapping niche programs and omitted plasma-cell marker scores to reduce circularity with the plasma-secretory definition.</w:t>
+      </w:r>
+    </w:p>
+    <w:p>
+      <w:pPr>
+        <w:pStyle w:val="BodyText"/>
+        <w:spacing w:line="480" w:lineRule="auto" w:after="120"/>
+      </w:pPr>
+      <w:r>
         <w:t xml:space="preserve">Spatial discovery outputs were stored in</w:t>
       </w:r>
       <w:r>
@@ -706,14 +765,14 @@
       </w:r>
     </w:p>
     <w:bookmarkEnd w:id="27"/>
-    <w:bookmarkStart w:id="28" w:name="xenium-validation"/>
+    <w:bookmarkStart w:id="28" w:name="xenium-spatial-reproducibility"/>
     <w:p>
       <w:pPr>
         <w:pStyle w:val="Heading3"/>
         <w:spacing w:line="480" w:lineRule="auto" w:after="120"/>
       </w:pPr>
       <w:r>
-        <w:t xml:space="preserve">Xenium validation</w:t>
+        <w:t xml:space="preserve">Xenium spatial reproducibility</w:t>
       </w:r>
     </w:p>
     <w:p>
@@ -731,7 +790,7 @@
         <w:spacing w:line="480" w:lineRule="auto" w:after="120"/>
       </w:pPr>
       <w:r>
-        <w:t xml:space="preserve">Validation used</w:t>
+        <w:t xml:space="preserve">Reproducibility testing used</w:t>
       </w:r>
       <w:r>
         <w:t xml:space="preserve"> </w:t>
@@ -865,16 +924,16 @@
         <w:spacing w:line="480" w:lineRule="auto" w:after="120"/>
       </w:pPr>
       <w:r>
-        <w:t xml:space="preserve">Cells were summarized by marker-inferred broad cell categories. Candidate genes and module scores were compared across compartments.</w:t>
-      </w:r>
-    </w:p>
-    <w:p>
-      <w:pPr>
-        <w:pStyle w:val="BodyText"/>
-        <w:spacing w:line="480" w:lineRule="auto" w:after="120"/>
-      </w:pPr>
-      <w:r>
-        <w:t xml:space="preserve">The primary localization endpoint was expression in marker-inferred plasma cells. Detection fraction was calculated as the fraction above zero.</w:t>
+        <w:t xml:space="preserve">Cells were filtered using minimum 200 detected genes, minimum 500 total counts, and maximum 25% mitochondrial reads. Across 19 samples, 143,748 raw cells and 127,528 post-QC cells were summarized. Cells were assigned to marker-inferred broad cell categories. Candidate genes and module scores were compared across compartments.</w:t>
+      </w:r>
+    </w:p>
+    <w:p>
+      <w:pPr>
+        <w:pStyle w:val="BodyText"/>
+        <w:spacing w:line="480" w:lineRule="auto" w:after="120"/>
+      </w:pPr>
+      <w:r>
+        <w:t xml:space="preserve">The primary localization endpoint was expression in marker-inferred plasma-cell compartments. Detection fraction was calculated as the fraction above zero. The analysis did not attempt malignant-versus-normal plasma-cell separation and is therefore interpreted as compartment localization rather than malignant-specific localization.</w:t>
       </w:r>
     </w:p>
     <w:p>
@@ -899,14 +958,14 @@
       </w:r>
     </w:p>
     <w:bookmarkEnd w:id="29"/>
-    <w:bookmarkStart w:id="30" w:name="bulk-validation"/>
+    <w:bookmarkStart w:id="30" w:name="bulk-association"/>
     <w:p>
       <w:pPr>
         <w:pStyle w:val="Heading3"/>
         <w:spacing w:line="480" w:lineRule="auto" w:after="120"/>
       </w:pPr>
       <w:r>
-        <w:t xml:space="preserve">Bulk validation</w:t>
+        <w:t xml:space="preserve">Bulk association</w:t>
       </w:r>
     </w:p>
     <w:p>
@@ -1015,23 +1074,23 @@
       </w:r>
     </w:p>
     <w:bookmarkEnd w:id="30"/>
-    <w:bookmarkStart w:id="31" w:name="commpassgdc-validation"/>
+    <w:bookmarkStart w:id="31" w:name="X0e75defc6e896cd62a54d9104bf9bb8fc0a72c6"/>
     <w:p>
       <w:pPr>
         <w:pStyle w:val="Heading3"/>
         <w:spacing w:line="480" w:lineRule="auto" w:after="120"/>
       </w:pPr>
       <w:r>
-        <w:t xml:space="preserve">CoMMpass/GDC validation</w:t>
-      </w:r>
-    </w:p>
-    <w:p>
-      <w:pPr>
-        <w:pStyle w:val="FirstParagraph"/>
-        <w:spacing w:line="480" w:lineRule="auto" w:after="120"/>
-      </w:pPr>
-      <w:r>
-        <w:t xml:space="preserve">MMRF-COMMPASS/GDC RNA-seq validation used</w:t>
+        <w:t xml:space="preserve">CoMMpass/GDC retrospective clinical association</w:t>
+      </w:r>
+    </w:p>
+    <w:p>
+      <w:pPr>
+        <w:pStyle w:val="FirstParagraph"/>
+        <w:spacing w:line="480" w:lineRule="auto" w:after="120"/>
+      </w:pPr>
+      <w:r>
+        <w:t xml:space="preserve">MMRF-COMMPASS/GDC RNA-seq association testing used</w:t>
       </w:r>
       <w:r>
         <w:t xml:space="preserve"> </w:t>
@@ -1055,7 +1114,7 @@
         <w:spacing w:line="480" w:lineRule="auto" w:after="120"/>
       </w:pPr>
       <w:r>
-        <w:t xml:space="preserve">RNA-seq files were filtered to baseline visit-1 bone marrow CD138+ samples. The final validation table contained 762 samples.</w:t>
+        <w:t xml:space="preserve">RNA-seq files were filtered to baseline visit-1 bone marrow CD138+ samples. The final association table contained 762 samples.</w:t>
       </w:r>
     </w:p>
     <w:p>
@@ -1147,7 +1206,7 @@
         <w:spacing w:line="480" w:lineRule="auto" w:after="120"/>
       </w:pPr>
       <w:r>
-        <w:t xml:space="preserve">Molecular annotation validation used</w:t>
+        <w:t xml:space="preserve">Molecular annotation analysis used</w:t>
       </w:r>
       <w:r>
         <w:t xml:space="preserve"> </w:t>
@@ -1168,7 +1227,7 @@
         <w:spacing w:line="480" w:lineRule="auto" w:after="120"/>
       </w:pPr>
       <w:r>
-        <w:t xml:space="preserve">Tables were joined by CoMMpass patient identifier. Supplementary Table 1 matched all 762 local baseline samples.</w:t>
+        <w:t xml:space="preserve">Tables were joined by CoMMpass patient identifier. The public Skerget et al. patient-feature table matched all 762 local baseline samples.</w:t>
       </w:r>
     </w:p>
     <w:p>
@@ -1234,7 +1293,22 @@
         <w:spacing w:line="480" w:lineRule="auto" w:after="120"/>
       </w:pPr>
       <w:r>
-        <w:t xml:space="preserve">The prespecified OS model adjusted for age, sex, ISS stage, and 1q21 status. Logistic and linear models used analogous covariates.</w:t>
+        <w:t xml:space="preserve">The prespecified OS model adjusted for age, sex, ISS stage, and 1q21 status. Logistic and linear models used analogous covariates. Sensitivity models were generated with</w:t>
+      </w:r>
+      <w:r>
+        <w:t xml:space="preserve"> </w:t>
+      </w:r>
+      <w:r>
+        <w:rPr>
+          <w:rStyle w:val="VerbatimChar"/>
+        </w:rPr>
+        <w:t xml:space="preserve">scripts/29_commppass_sensitivity_models.py</w:t>
+      </w:r>
+      <w:r>
+        <w:t xml:space="preserve"> </w:t>
+      </w:r>
+      <w:r>
+        <w:t xml:space="preserve">and added PR subtype probability, proliferation score, 17p13 deletion, high-risk cytogenetics, low-purity probability, or CMMC tumor-burden proxy where available.</w:t>
       </w:r>
     </w:p>
     <w:p>
@@ -1344,7 +1418,7 @@
         <w:spacing w:line="480" w:lineRule="auto" w:after="120"/>
       </w:pPr>
       <w:r>
-        <w:t xml:space="preserve">Analysis families were defined by cohort and endpoint class. Separate FDR families were used for spatial discovery, Xenium validation, single-cell localization, external bulk associations, CoMMpass/GDC clinical associations, NG2024 molecular annotations, and adjusted model families.</w:t>
+        <w:t xml:space="preserve">Analysis families were defined by cohort and endpoint class. Separate FDR families were used for spatial discovery, Xenium reproducibility, single-cell localization, external bulk associations, CoMMpass/GDC clinical associations, NG2024 molecular annotations, spatial organization analyses, and adjusted model families. Formal supplementary tables provide cohort-by-module gene coverage, all tested associations, and Cox sensitivity models.</w:t>
       </w:r>
     </w:p>
     <w:p>
@@ -1412,6 +1486,18 @@
         <w:t xml:space="preserve">scripts/15_build_manuscript_figures.py</w:t>
       </w:r>
       <w:r>
+        <w:t xml:space="preserve">; spatial organization and sensitivity figures were finalized with</w:t>
+      </w:r>
+      <w:r>
+        <w:t xml:space="preserve"> </w:t>
+      </w:r>
+      <w:r>
+        <w:rPr>
+          <w:rStyle w:val="VerbatimChar"/>
+        </w:rPr>
+        <w:t xml:space="preserve">scripts/31_build_review_hardening_figure.py</w:t>
+      </w:r>
+      <w:r>
         <w:t xml:space="preserve">. Outputs were stored in</w:t>
       </w:r>
       <w:r>
@@ -1503,7 +1589,7 @@
         <w:spacing w:line="480" w:lineRule="auto" w:after="120"/>
       </w:pPr>
       <w:r>
-        <w:t xml:space="preserve">Table 1 summarizes the evidence levels and the claim boundary assigned to each dataset. The complete editable Table 1 is provided in the submission package rather than embedded in the running text to preserve manuscript readability. The analysis supports a spatially reproducible and clinically associated plasma-secretory program. It does not establish a prospective clinical classifier, a treatment-selection marker, or completed R-ISS, PFS, or treatment-response validation.</w:t>
+        <w:t xml:space="preserve">Table 1 summarizes the evidence levels and the claim boundary assigned to each dataset. The analysis supports a spatially reproducible and retrospectively associated plasma-secretory program linked to molecular-risk context. It does not establish a prospective clinical classifier, a treatment-selection marker, or completed R-ISS, PFS, or treatment-response validation.</w:t>
       </w:r>
     </w:p>
     <w:bookmarkEnd w:id="36"/>
@@ -1535,111 +1621,120 @@
         <w:t xml:space="preserve">The spatial candidate ranking also prioritized plasma-cell and secretory-pathway genes, including XBP1, TXNDC5, POU2AF1, SDC1, MZB1, and JCHAIN (Fig. 2C). This result defined the discovery axis used in later analyses. It was not interpreted as evidence that any single gene is a standalone clinical biomarker.</w:t>
       </w:r>
     </w:p>
+    <w:p>
+      <w:pPr>
+        <w:pStyle w:val="BodyText"/>
+        <w:spacing w:line="480" w:lineRule="auto" w:after="120"/>
+      </w:pPr>
+      <w:r>
+        <w:t xml:space="preserve">Spot-level spatial organization analysis showed that the plasma-secretory score was not randomly distributed across the tissue grids. Plasma-secretory Moran’s I was FDR-significant in all 9 GSE269875 samples, with median Moran’s I 0.477 (Fig. 3A). MM samples had higher Moran’s I than controls in this small cohort (median 0.571 versus 0.144; Mann-Whitney p=0.0238), but control marrow also showed non-zero spatial autocorrelation; therefore disease-specific spatial autocorrelation was interpreted conservatively. Plasma-secretory-high spots showed local enrichment of non-overlapping stromal ECM, endothelial, myeloid, immune, and cycling neighbor programs after excluding the focal spot and omitting plasma-cell marker scores from the primary neighbor analysis (Fig. 3B). This supports spatial clustering and exploratory niche association, but it does not prove causal cell-cell interaction.</w:t>
+      </w:r>
+    </w:p>
     <w:bookmarkEnd w:id="37"/>
-    <w:bookmarkStart w:id="38" w:name="X2977e9c2dbb866e40223d763c87bfee468bac6c"/>
+    <w:bookmarkStart w:id="38" w:name="Xb63561fb917f48ff22bfaf3d6c616805e676475"/>
     <w:p>
       <w:pPr>
         <w:pStyle w:val="Heading3"/>
         <w:spacing w:line="480" w:lineRule="auto" w:after="120"/>
       </w:pPr>
       <w:r>
-        <w:t xml:space="preserve">Independent Xenium data reproduced the program-level spatial signal (Fig. 6)</w:t>
-      </w:r>
-    </w:p>
-    <w:p>
-      <w:pPr>
-        <w:pStyle w:val="FirstParagraph"/>
-        <w:spacing w:line="480" w:lineRule="auto" w:after="120"/>
-      </w:pPr>
-      <w:r>
-        <w:t xml:space="preserve">The spatial discovery signal was then tested in GSE299193, an independent Xenium dataset containing 22 human bone marrow samples from Ctrl, MGUS, SM, MM, and relapsed MM groups. Active MM/RM samples showed higher plasma-secretory scores than Ctrl/MGUS/SM samples, with a median difference of 0.766, Mann-Whitney p=0.000182, and FDR=0.000575 (Fig. 6, left).</w:t>
-      </w:r>
-    </w:p>
-    <w:p>
-      <w:pPr>
-        <w:pStyle w:val="BodyText"/>
-        <w:spacing w:line="480" w:lineRule="auto" w:after="120"/>
-      </w:pPr>
-      <w:r>
-        <w:t xml:space="preserve">A Xenium panel-covered POU2AF1/XBP1 module showed a concordant active-disease pattern, with median difference 1.068, p=0.000287, and FDR=0.000575 (Fig. 6, middle). The extracted Xenium matrices contained MZB1, TNFRSF17, SLAMF7, IRF4, PIM2, POU2AF1, and XBP1, but not TXNDC5, JCHAIN, or SDC1 (Fig. 6, right). GSE299193 therefore strengthens the spatial reproducibility claim at program level, while not directly validating the absent genes.</w:t>
+        <w:t xml:space="preserve">Independent Xenium data reproduced the program-level spatial signal (Fig. 4)</w:t>
+      </w:r>
+    </w:p>
+    <w:p>
+      <w:pPr>
+        <w:pStyle w:val="FirstParagraph"/>
+        <w:spacing w:line="480" w:lineRule="auto" w:after="120"/>
+      </w:pPr>
+      <w:r>
+        <w:t xml:space="preserve">The spatial discovery signal was then tested in GSE299193, an independent Xenium dataset containing 22 human bone marrow samples from Ctrl, MGUS, SM, MM, and relapsed MM groups. Active MM/RM samples showed higher plasma-secretory scores than Ctrl/MGUS/SM samples, with a median difference of 0.766, Mann-Whitney p=0.000182, and FDR=0.000575 (Fig. 4, left).</w:t>
+      </w:r>
+    </w:p>
+    <w:p>
+      <w:pPr>
+        <w:pStyle w:val="BodyText"/>
+        <w:spacing w:line="480" w:lineRule="auto" w:after="120"/>
+      </w:pPr>
+      <w:r>
+        <w:t xml:space="preserve">A Xenium panel-covered POU2AF1/XBP1 module showed a concordant active-disease pattern, with median difference 1.068, p=0.000287, and FDR=0.000575 (Fig. 4, middle). The extracted Xenium matrices contained MZB1, TNFRSF17, SLAMF7, IRF4, PIM2, POU2AF1, and XBP1, but not TXNDC5, JCHAIN, or SDC1 (Fig. 4, right). GSE299193 therefore strengthens the spatial reproducibility claim at program level, while not directly reproducing the absent genes.</w:t>
       </w:r>
     </w:p>
     <w:bookmarkEnd w:id="38"/>
-    <w:bookmarkStart w:id="39" w:name="X17838a3b0e09f878688a905a39cac0a9c0b8d51"/>
+    <w:bookmarkStart w:id="39" w:name="X749782d5cdf24daa8d06f46e741c0dc4799b7e9"/>
     <w:p>
       <w:pPr>
         <w:pStyle w:val="Heading3"/>
         <w:spacing w:line="480" w:lineRule="auto" w:after="120"/>
       </w:pPr>
       <w:r>
-        <w:t xml:space="preserve">Single-cell data localized the axis to plasma-cell compartments (Fig. 3)</w:t>
-      </w:r>
-    </w:p>
-    <w:p>
-      <w:pPr>
-        <w:pStyle w:val="FirstParagraph"/>
-        <w:spacing w:line="480" w:lineRule="auto" w:after="120"/>
-      </w:pPr>
-      <w:r>
-        <w:t xml:space="preserve">GSE271107 single-cell RNA-seq data were used to localize the spatial program across marker-inferred cell categories. Plasma-cell compartments showed the strongest plasma-secretory program score among broad cell groups (Fig. 3B).</w:t>
-      </w:r>
-    </w:p>
-    <w:p>
-      <w:pPr>
-        <w:pStyle w:val="BodyText"/>
-        <w:spacing w:line="480" w:lineRule="auto" w:after="120"/>
-      </w:pPr>
-      <w:r>
-        <w:t xml:space="preserve">TXNDC5 was consistently expressed in marker-inferred plasma cells, with mean log-normalized expression 2.196 and detection fraction 94.86% across summarized plasma-cell observations (Fig. 3A). This supports TXNDC5 as a spatial and single-cell localization candidate within the plasma-secretory axis. It does not support presenting TXNDC5 as a standalone prognostic biomarker.</w:t>
+        <w:t xml:space="preserve">Single-cell data localized the axis to plasma-cell compartments (Fig. 5)</w:t>
+      </w:r>
+    </w:p>
+    <w:p>
+      <w:pPr>
+        <w:pStyle w:val="FirstParagraph"/>
+        <w:spacing w:line="480" w:lineRule="auto" w:after="120"/>
+      </w:pPr>
+      <w:r>
+        <w:t xml:space="preserve">GSE271107 single-cell RNA-seq data were used to localize the spatial program across marker-inferred cell categories. After QC, 127,528 cells from 19 samples were included, spanning HD, MGUS, SMM, and MM stages. Plasma-cell compartments showed the strongest plasma-secretory program score among broad cell groups (Fig. 5B).</w:t>
+      </w:r>
+    </w:p>
+    <w:p>
+      <w:pPr>
+        <w:pStyle w:val="BodyText"/>
+        <w:spacing w:line="480" w:lineRule="auto" w:after="120"/>
+      </w:pPr>
+      <w:r>
+        <w:t xml:space="preserve">TXNDC5 was consistently expressed in marker-inferred plasma-cell compartments. Across 8,007 marker-inferred plasma cells from 19 sample-level strata, TXNDC5 detection was 96.44% on a cell-weighted basis, while the unweighted mean across plasma-cell sample strata was 94.86% (HD 1,463 cells; MGUS 1,016; SMM 649; MM 4,879; Fig. 5A). This supports TXNDC5 as a spatial and single-cell localization candidate within the plasma-secretory axis. It does not support presenting TXNDC5 as a standalone prognostic biomarker or as a malignant-plasma-cell-specific marker.</w:t>
       </w:r>
     </w:p>
     <w:bookmarkEnd w:id="39"/>
-    <w:bookmarkStart w:id="40" w:name="X871dc3800bc567be1a0f3328289ce7a1571ef62"/>
+    <w:bookmarkStart w:id="40" w:name="X5ffca4045c2abbd77ab949a5cc4a1f9cdf00ec7"/>
     <w:p>
       <w:pPr>
         <w:pStyle w:val="Heading3"/>
         <w:spacing w:line="480" w:lineRule="auto" w:after="120"/>
       </w:pPr>
       <w:r>
-        <w:t xml:space="preserve">External bulk cohorts supported a clinical subtype module (Fig. 4)</w:t>
-      </w:r>
-    </w:p>
-    <w:p>
-      <w:pPr>
-        <w:pStyle w:val="FirstParagraph"/>
-        <w:spacing w:line="480" w:lineRule="auto" w:after="120"/>
-      </w:pPr>
-      <w:r>
-        <w:t xml:space="preserve">External GEO bulk cohorts were used to test whether the spatially identified axis connected to clinical or cytogenetic annotations outside the spatial datasets. In GSE2658, the POU2AF1/XBP1/JCHAIN module was associated with FISH 1q21 amplification (FDR=1.65e-05). In GSE24080, XBP1 was associated with 24-month overall survival death (FDR=0.0362; Fig. 4).</w:t>
-      </w:r>
-    </w:p>
-    <w:p>
-      <w:pPr>
-        <w:pStyle w:val="BodyText"/>
-        <w:spacing w:line="480" w:lineRule="auto" w:after="120"/>
-      </w:pPr>
-      <w:r>
-        <w:t xml:space="preserve">These findings supported the use of a broader clinical subtype module rather than a TXNDC5-only interpretation. Because the GSE2658 module effect direction was not identical to the CoMMpass direction, this result is described as external association support rather than uniform directional replication across all platforms.</w:t>
+        <w:t xml:space="preserve">External bulk cohorts supported a clinical subtype module (Fig. 6)</w:t>
+      </w:r>
+    </w:p>
+    <w:p>
+      <w:pPr>
+        <w:pStyle w:val="FirstParagraph"/>
+        <w:spacing w:line="480" w:lineRule="auto" w:after="120"/>
+      </w:pPr>
+      <w:r>
+        <w:t xml:space="preserve">External GEO bulk cohorts were used to test whether the spatially identified axis connected to clinical or cytogenetic annotations outside the spatial datasets. In GSE2658, the POU2AF1/XBP1/JCHAIN module was associated with FISH 1q21 amplification (FDR=1.65e-05). In GSE24080, XBP1 was associated with 24-month overall survival death (FDR=0.0362; Fig. 6).</w:t>
+      </w:r>
+    </w:p>
+    <w:p>
+      <w:pPr>
+        <w:pStyle w:val="BodyText"/>
+        <w:spacing w:line="480" w:lineRule="auto" w:after="120"/>
+      </w:pPr>
+      <w:r>
+        <w:t xml:space="preserve">These findings supported the use of a broader clinical subtype module rather than a TXNDC5-only interpretation. Because the GSE2658 module effect direction was not identical to the CoMMpass direction, this result is described as external association support rather than uniform directional replication across all platforms. Possible explanations include platform differences, sample composition, FISH cutoff differences, therapy-era effects, expression-platform normalization, and incomplete equivalence of module-gene coverage across cohorts.</w:t>
       </w:r>
     </w:p>
     <w:bookmarkEnd w:id="40"/>
-    <w:bookmarkStart w:id="41" w:name="X2405a1608dd5b0a2acf6273b077ef3374d588ce"/>
+    <w:bookmarkStart w:id="41" w:name="Xd2522d6b9a15dca9085082e8dfafe536fd97bee"/>
     <w:p>
       <w:pPr>
         <w:pStyle w:val="Heading3"/>
         <w:spacing w:line="480" w:lineRule="auto" w:after="120"/>
       </w:pPr>
       <w:r>
-        <w:t xml:space="preserve">CoMMpass/GDC linked the axis to OS, ISS, and molecular risk (Fig. 5)</w:t>
-      </w:r>
-    </w:p>
-    <w:p>
-      <w:pPr>
-        <w:pStyle w:val="FirstParagraph"/>
-        <w:spacing w:line="480" w:lineRule="auto" w:after="120"/>
-      </w:pPr>
-      <w:r>
-        <w:t xml:space="preserve">The axis was next evaluated in 762 baseline MMRF-COMMPASS/GDC bone marrow CD138+ RNA-seq samples. The plasma-secretory score was associated with overall survival event, with event-versus-nonevent median difference 0.346 and FDR=9.31e-06 (Fig. 5A,B). Median-split survival analysis also supported an OS association, with log-rank p=0.00668 and FDR=0.0401 (Fig. 5C).</w:t>
+        <w:t xml:space="preserve">CoMMpass/GDC linked the axis to OS, ISS, and molecular risk (Fig. 7)</w:t>
+      </w:r>
+    </w:p>
+    <w:p>
+      <w:pPr>
+        <w:pStyle w:val="FirstParagraph"/>
+        <w:spacing w:line="480" w:lineRule="auto" w:after="120"/>
+      </w:pPr>
+      <w:r>
+        <w:t xml:space="preserve">The axis was next evaluated in 762 baseline MMRF-COMMPASS/GDC bone marrow CD138+ RNA-seq samples. The plasma-secretory score was associated with overall survival event, with event-versus-nonevent median difference 0.346 and FDR=9.31e-06 (Fig. 7A,B). Median-split survival analysis also supported an OS association, with log-rank p=0.00668 and FDR=0.0401 (Fig. 7C).</w:t>
       </w:r>
     </w:p>
     <w:p>
@@ -1657,7 +1752,7 @@
         <w:spacing w:line="480" w:lineRule="auto" w:after="120"/>
       </w:pPr>
       <w:r>
-        <w:t xml:space="preserve">Public NG2024 CoMMpass molecular annotations further placed the axis in a known molecular-risk context. Local baseline CoMMpass samples matched public Supplementary Table 1 for 762 of 762 patients, and 707 complete cases were available for RNA-subtype probability analyses. The plasma-secretory score correlated with PR RNA-subtype probability (Spearman rho=0.340, FDR=5.43e-19) and was higher in samples with 1q21 gain or amplification (median difference 0.268, FDR=1.24e-05; Fig. 5E,F).</w:t>
+        <w:t xml:space="preserve">Public NG2024 CoMMpass molecular annotations further placed the axis in a known molecular-risk context. Local baseline CoMMpass samples matched public Skerget et al. patient-feature annotations for 762 of 762 patients, and 707 complete cases were available for RNA-subtype probability analyses. The plasma-secretory score correlated with PR RNA-subtype probability (Spearman rho=0.340, FDR=5.43e-19) and was higher in samples with 1q21 gain or amplification (median difference 0.268, FDR=1.24e-05; Fig. 7E,F).</w:t>
       </w:r>
     </w:p>
     <w:p>
@@ -1670,32 +1765,32 @@
       </w:r>
     </w:p>
     <w:bookmarkEnd w:id="41"/>
-    <w:bookmarkStart w:id="42" w:name="X46f31a2e01a3844976df773c4d096b7e7c5a01d"/>
+    <w:bookmarkStart w:id="42" w:name="Xcc5092a7dd2d1f9d368bd78a140e0dbd9ee691b"/>
     <w:p>
       <w:pPr>
         <w:pStyle w:val="Heading3"/>
         <w:spacing w:line="480" w:lineRule="auto" w:after="120"/>
       </w:pPr>
       <w:r>
-        <w:t xml:space="preserve">Adjusted models supported covariate-adjusted OS association (Fig. 5D)</w:t>
-      </w:r>
-    </w:p>
-    <w:p>
-      <w:pPr>
-        <w:pStyle w:val="FirstParagraph"/>
-        <w:spacing w:line="480" w:lineRule="auto" w:after="120"/>
-      </w:pPr>
-      <w:r>
-        <w:t xml:space="preserve">Finally, we tested whether the CoMMpass survival association persisted after basic adjustment. The prespecified Cox model included age, sex, ISS stage, and 1q21 status. In 660 complete cases, the plasma-secretory score remained associated with overall survival, with hazard ratio 1.460 per standard deviation, 95% CI 1.069-1.993, p=0.0173, and FDR=0.0445 (Fig. 5D).</w:t>
-      </w:r>
-    </w:p>
-    <w:p>
-      <w:pPr>
-        <w:pStyle w:val="BodyText"/>
-        <w:spacing w:line="480" w:lineRule="auto" w:after="120"/>
-      </w:pPr>
-      <w:r>
-        <w:t xml:space="preserve">The POU2AF1/XBP1/JCHAIN clinical module showed a similar adjusted association, with hazard ratio 1.434, 95% CI 1.090-1.886, and FDR=0.0299. A logistic model also linked the plasma-secretory score to 1q21 status after adjustment for age, sex, and ISS, with odds ratio 1.873 per standard deviation and FDR=0.000213. These models support covariate-adjusted association. They do not establish clinical utility or prospective risk-prediction performance.</w:t>
+        <w:t xml:space="preserve">Adjusted models constrained the OS interpretation (Fig. 8)</w:t>
+      </w:r>
+    </w:p>
+    <w:p>
+      <w:pPr>
+        <w:pStyle w:val="FirstParagraph"/>
+        <w:spacing w:line="480" w:lineRule="auto" w:after="120"/>
+      </w:pPr>
+      <w:r>
+        <w:t xml:space="preserve">Finally, we tested whether the CoMMpass survival association persisted after adjustment. The prespecified basic Cox model included age, sex, ISS stage, and 1q21 status. In 660 complete cases, the plasma-secretory score was associated with overall survival, with hazard ratio 1.460 per standard deviation, 95% CI 1.069-1.993, p=0.0173, and FDR=0.0485 (Fig. 8).</w:t>
+      </w:r>
+    </w:p>
+    <w:p>
+      <w:pPr>
+        <w:pStyle w:val="BodyText"/>
+        <w:spacing w:line="480" w:lineRule="auto" w:after="120"/>
+      </w:pPr>
+      <w:r>
+        <w:t xml:space="preserve">The association was sensitive to molecular-context covariates. After adding PR subtype probability, the HR was 1.317 with FDR=0.200. After adding both PR subtype probability and proliferation score, the HR was 1.150 with FDR=0.444. The association remained nominally supported in the model adding del17p and high-risk cytogenetics (HR 1.449, FDR=0.0493) and in the model adding low-purity probability (HR 1.553, FDR=0.0358), but not in the smaller CMMC tumor-burden proxy model (n=262, FDR=0.269). These results support a PR/proliferation/1q21 molecular-risk context rather than an independent clinical biomarker. A logistic model still linked the plasma-secretory score to 1q21 status after adjustment for age, sex, ISS, PR probability, proliferation, and low-purity probability, with odds ratio 1.396 per standard deviation and FDR=0.0467.</w:t>
       </w:r>
     </w:p>
     <w:bookmarkEnd w:id="42"/>
@@ -1716,16 +1811,25 @@
         <w:spacing w:line="480" w:lineRule="auto" w:after="120"/>
       </w:pPr>
       <w:r>
-        <w:t xml:space="preserve">This study identifies a plasma-secretory bone marrow program in multiple myeloma. The program was discovered in spatial transcriptomics. It was reproduced in an independent Xenium cohort. It localized to plasma-cell compartments in single-cell data. It was also associated with survival, ISS, RNA subtype, and 1q21 status in bulk cohorts.</w:t>
-      </w:r>
-    </w:p>
-    <w:p>
-      <w:pPr>
-        <w:pStyle w:val="BodyText"/>
-        <w:spacing w:line="480" w:lineRule="auto" w:after="120"/>
-      </w:pPr>
-      <w:r>
-        <w:t xml:space="preserve">The main contribution is cross-platform coherence. Plasma-cell biology alone is not novel in myeloma. The stronger finding is that a spatially enriched program connects to clinical and molecular-risk annotations. This connection persists after basic adjustment for age, sex, ISS, and 1q21.</w:t>
+        <w:t xml:space="preserve">This study identifies a plasma-secretory bone marrow program in multiple myeloma. The program was discovered in spatial transcriptomics. It showed non-random spatial organization and local neighborhood enrichment. It was reproduced in an independent Xenium cohort. It localized to plasma-cell compartments in single-cell data. It was also associated with survival, ISS, RNA subtype, and 1q21 status in bulk cohorts.</w:t>
+      </w:r>
+    </w:p>
+    <w:p>
+      <w:pPr>
+        <w:pStyle w:val="BodyText"/>
+        <w:spacing w:line="480" w:lineRule="auto" w:after="120"/>
+      </w:pPr>
+      <w:r>
+        <w:t xml:space="preserve">The main contribution is cross-platform coherence. Plasma-cell biology alone is not novel in myeloma. The stronger finding is that a spatially enriched and spatially clustered program connects to PR-like subtype probability, proliferation context, 1q21 status, and retrospective OS association. The OS association persists after basic adjustment for age, sex, ISS, and 1q21, but is attenuated after adding PR subtype probability and proliferation score. This attenuation is informative: it places the program within known molecular-risk biology rather than establishing an independent clinical biomarker.</w:t>
+      </w:r>
+    </w:p>
+    <w:p>
+      <w:pPr>
+        <w:pStyle w:val="BodyText"/>
+        <w:spacing w:line="480" w:lineRule="auto" w:after="120"/>
+      </w:pPr>
+      <w:r>
+        <w:t xml:space="preserve">This interpretation is consistent with recent bone marrow niche, myeloma precursor, and outcome-linked single-cell atlas work, which places myeloma biology in a multicompartment marrow context rather than in tumor-intrinsic expression alone [27-29]. It is also consistent with tumor-marker and prediction-reporting guidance: the present study reports retrospective association and context dependence, not a trained clinical prediction model or prospective biomarker assay [12,30].</w:t>
       </w:r>
     </w:p>
     <w:p>
@@ -1743,25 +1847,25 @@
         <w:spacing w:line="480" w:lineRule="auto" w:after="120"/>
       </w:pPr>
       <w:r>
-        <w:t xml:space="preserve">GSE299193 materially strengthens the spatial component. It reduces dependence on the small GSE269875 discovery cohort. However, the Xenium panel lacks TXNDC5, JCHAIN, and SDC1. This limits gene-level validation. The result should therefore be described as program-level spatial validation.</w:t>
-      </w:r>
-    </w:p>
-    <w:p>
-      <w:pPr>
-        <w:pStyle w:val="BodyText"/>
-        <w:spacing w:line="480" w:lineRule="auto" w:after="120"/>
-      </w:pPr>
-      <w:r>
-        <w:t xml:space="preserve">Several limitations remain. First, this is a retrospective public-data analysis. Second, single-cell labels were marker-inferred rather than harmonized with a full reference atlas. Third, external bulk cohorts differ in platform and endpoint definitions. Fourth, the axis may partly reflect plasma-cell abundance. Fifth, public GDC and NG2024 files did not support complete PFS, R-ISS, or treatment-response validation.</w:t>
-      </w:r>
-    </w:p>
-    <w:p>
-      <w:pPr>
-        <w:pStyle w:val="BodyText"/>
-        <w:spacing w:line="480" w:lineRule="auto" w:after="120"/>
-      </w:pPr>
-      <w:r>
-        <w:t xml:space="preserve">These limitations define the next extension. Fuller MMRF clinical files could test PFS, R-ISS, treatment response, and therapy-line effects. Until then, the current manuscript should make a bounded claim. The data support a spatially reproducible, plasma-cell localized, clinically associated program. They do not support a prospective classifier or treatment-selection biomarker.</w:t>
+        <w:t xml:space="preserve">GSE299193 materially strengthens the spatial component. It reduces dependence on the small GSE269875 discovery cohort. However, the Xenium panel lacks TXNDC5, JCHAIN, and SDC1. This limits gene-level reproducibility. The result should therefore be described as program-level spatial reproducibility.</w:t>
+      </w:r>
+    </w:p>
+    <w:p>
+      <w:pPr>
+        <w:pStyle w:val="BodyText"/>
+        <w:spacing w:line="480" w:lineRule="auto" w:after="120"/>
+      </w:pPr>
+      <w:r>
+        <w:t xml:space="preserve">Several limitations remain. First, this is a retrospective public-data analysis. Second, single-cell labels were marker-inferred rather than harmonized with a full reference atlas, and malignant and normal plasma cells were not separated. Third, external bulk cohorts differ in platform, FISH cutoff, treatment era, endpoint definition, and module-gene coverage, which may explain the non-identical direction observed in GSE2658. Fourth, the axis partly reflects plasma-cell abundance and tumor-burden context. The low-purity and CMMC sensitivity models partially address this issue in CoMMpass, but they do not replace direct flow cytometry or histology-anchored tumor-content measurement. Fifth, public GDC and NG2024 files did not support complete PFS, R-ISS, or treatment-response validation.</w:t>
+      </w:r>
+    </w:p>
+    <w:p>
+      <w:pPr>
+        <w:pStyle w:val="BodyText"/>
+        <w:spacing w:line="480" w:lineRule="auto" w:after="120"/>
+      </w:pPr>
+      <w:r>
+        <w:t xml:space="preserve">These limitations define the next extension. Fuller MMRF clinical files could test PFS, R-ISS, treatment response, and therapy-line effects. Until then, the current manuscript should make a bounded claim. The data support a spatially reproducible, plasma-cell localized program linked to molecular-risk context and retrospective clinical association. They do not support a prospective classifier, independent prognostic biomarker, or treatment-selection marker.</w:t>
       </w:r>
     </w:p>
     <w:bookmarkEnd w:id="44"/>
@@ -1781,7 +1885,7 @@
         <w:spacing w:line="480" w:lineRule="auto" w:after="120"/>
       </w:pPr>
       <w:r>
-        <w:t xml:space="preserve">This public-data integrative analysis supports a plasma-secretory bone marrow program in multiple myeloma. The program was spatially enriched in GSE269875 and reproduced at program level in GSE299193 Xenium data. Single-cell data localized the axis to plasma-cell compartments. CoMMpass/GDC and NG2024 annotations connected the axis to OS, ISS, PR subtype probability, and 1q21 status. TXNDC5 should be framed as a localization candidate. POU2AF1, XBP1, and JCHAIN are more suitable for clinical subtype framing.</w:t>
+        <w:t xml:space="preserve">This public-data integrative analysis supports a spatially reproducible plasma-secretory bone marrow program in multiple myeloma. The program was spatially enriched and spatially clustered in GSE269875 and reproduced at program level in GSE299193 Xenium data. Single-cell data localized the axis to plasma-cell compartments. CoMMpass/GDC and NG2024 annotations connected the axis to OS, ISS, PR subtype probability, proliferation context, and 1q21 status, with sensitivity models indicating that the OS association is not independent of PR/proliferation biology. TXNDC5 should be framed as a localization candidate. POU2AF1, XBP1, and JCHAIN are more suitable for subtype-axis framing.</w:t>
       </w:r>
     </w:p>
     <w:bookmarkEnd w:id="45"/>
@@ -1851,7 +1955,7 @@
         <w:spacing w:line="480" w:lineRule="auto" w:after="120"/>
       </w:pPr>
       <w:r>
-        <w:t xml:space="preserve">The datasets supporting the conclusions of this article are available in public repositories. Spatial discovery used GEO accession GSE269875. Xenium spatial validation used GEO accession GSE299193. Single-cell validation used GEO accession GSE271107. Bulk validation used GEO accessions GSE24080 and GSE2658. CoMMpass/GDC RNA-seq and open clinical data were obtained from the NCI Genomic Data Commons MMRF-COMMPASS project. Public CoMMpass molecular annotations were obtained from the supplementary tables of Skerget et al. Nature Genetics 2024. Dataset accessions and primary source links are listed in the References.</w:t>
+        <w:t xml:space="preserve">The datasets supporting the conclusions of this article are available in public repositories. Spatial discovery used GEO accession GSE269875. Xenium spatial reproducibility used GEO accession GSE299193. Single-cell localization used GEO accession GSE271107. Bulk association used GEO accessions GSE24080 and GSE2658. CoMMpass/GDC RNA-seq and open clinical data were obtained from the NCI Genomic Data Commons MMRF-COMMPASS project. Public CoMMpass molecular annotations were obtained from the supplementary tables of Skerget et al. Nature Genetics 2024. Dataset accessions and primary source links are listed in the References.</w:t>
       </w:r>
     </w:p>
     <w:bookmarkEnd w:id="48"/>
@@ -1871,20 +1975,15 @@
         <w:spacing w:line="480" w:lineRule="auto" w:after="120"/>
       </w:pPr>
       <w:r>
-        <w:t xml:space="preserve">Analysis scripts, compact result tables, manuscript figures, and validation reports are publicly available at</w:t>
-      </w:r>
-      <w:r>
-        <w:t xml:space="preserve"> </w:t>
-      </w:r>
+        <w:t>The public code and compact-result repository is https://github.com/1627626277-cyber/secondary.</w:t>
+      </w:r>
+      <w:r/>
       <w:r>
         <w:rPr>
           <w:rStyle w:val="VerbatimChar"/>
         </w:rPr>
-        <w:t xml:space="preserve">https://github.com/1627626277-cyber/secondary</w:t>
-      </w:r>
-      <w:r>
-        <w:t xml:space="preserve">.</w:t>
-      </w:r>
+      </w:r>
+      <w:r/>
     </w:p>
     <w:bookmarkEnd w:id="49"/>
     <w:bookmarkStart w:id="50" w:name="competing-interests"/>
@@ -2314,6 +2413,58 @@
       </w:pPr>
       <w:r>
         <w:t xml:space="preserve">Benjamini Y, Hochberg Y. Controlling the false discovery rate: a practical and powerful approach to multiple testing. J R Stat Soc Series B Stat Methodol. 1995;57:289-300. doi:10.1111/j.2517-6161.1995.tb02031.x.</w:t>
+      </w:r>
+    </w:p>
+    <w:p>
+      <w:pPr>
+        <w:pStyle w:val="Compact"/>
+        <w:numPr>
+          <w:ilvl w:val="0"/>
+          <w:numId w:val="1004"/>
+        </w:numPr>
+        <w:spacing w:line="480" w:lineRule="auto" w:after="120"/>
+      </w:pPr>
+      <w:r>
+        <w:t xml:space="preserve">de Jong MME, Chen L, Raaijmakers MHGP, Cupedo T. Bone marrow inflammation in haematological malignancies. Nat Rev Immunol. 2024;24:543-558. doi:10.1038/s41577-024-01003-x.</w:t>
+      </w:r>
+    </w:p>
+    <w:p>
+      <w:pPr>
+        <w:pStyle w:val="Compact"/>
+        <w:numPr>
+          <w:ilvl w:val="0"/>
+          <w:numId w:val="1004"/>
+        </w:numPr>
+        <w:spacing w:line="480" w:lineRule="auto" w:after="120"/>
+      </w:pPr>
+      <w:r>
+        <w:t xml:space="preserve">Boiarsky R, Haradhvala NJ, Alberge JB, Sklavenitis-Pistofidis R, Mouhieddine TH, Zavidij O, et al. Single cell characterization of myeloma and its precursor conditions reveals transcriptional signatures of early tumorigenesis. Nat Commun. 2022;13:7040. doi:10.1038/s41467-022-33944-z.</w:t>
+      </w:r>
+    </w:p>
+    <w:p>
+      <w:pPr>
+        <w:pStyle w:val="Compact"/>
+        <w:numPr>
+          <w:ilvl w:val="0"/>
+          <w:numId w:val="1004"/>
+        </w:numPr>
+        <w:spacing w:line="480" w:lineRule="auto" w:after="120"/>
+      </w:pPr>
+      <w:r>
+        <w:t xml:space="preserve">Pilcher WC, Yao L, Gonzalez-Kozlova E, Pita-Juarez Y, Karagkouni D, Acharya CR, et al. A single-cell atlas characterizes dysregulation of the bone marrow immune microenvironment associated with outcomes in multiple myeloma. Nat Cancer. 2026;7:224-246. doi:10.1038/s43018-025-01072-4.</w:t>
+      </w:r>
+    </w:p>
+    <w:p>
+      <w:pPr>
+        <w:pStyle w:val="Compact"/>
+        <w:numPr>
+          <w:ilvl w:val="0"/>
+          <w:numId w:val="1004"/>
+        </w:numPr>
+        <w:spacing w:line="480" w:lineRule="auto" w:after="120"/>
+      </w:pPr>
+      <w:r>
+        <w:t xml:space="preserve">Collins GS, Moons KGM, Dhiman P, Riley RD, Beam AL, Van Calster B, et al. TRIPOD+AI statement: updated guidance for reporting clinical prediction models that use regression or machine learning methods. BMJ. 2024;385:e078378. doi:10.1136/bmj-2023-078378.</w:t>
       </w:r>
     </w:p>
     <w:bookmarkEnd w:id="55"/>
